--- a/legislation/military-service-retirement-bridge/04-jlc-two-page-brief.docx
+++ b/legislation/military-service-retirement-bridge/04-jlc-two-page-brief.docx
@@ -35,7 +35,7 @@
           <w:i w:val="0"/>
           <w:strike w:val="0"/>
         </w:rPr>
-        <w:t>Prepared by:</w:t>
+        <w:t>VRS2 — Virginia Public Pension Benefits Attorney</w:t>
       </w:r>
       <w:r>
         <w:rPr>
@@ -43,83 +43,7 @@
           <w:i w:val="0"/>
           <w:strike w:val="0"/>
         </w:rPr>
-        <w:t xml:space="preserve"> VRS2 — Virginia Public Pension Benefits Attorney | </w:t>
-      </w:r>
-      <w:r>
-        <w:rPr>
-          <w:b/>
-          <w:i w:val="0"/>
-          <w:strike w:val="0"/>
-        </w:rPr>
-        <w:t>Date:</w:t>
-      </w:r>
-      <w:r>
-        <w:rPr>
-          <w:b w:val="0"/>
-          <w:i w:val="0"/>
-          <w:strike w:val="0"/>
-        </w:rPr>
-        <w:t xml:space="preserve"> October 19, 2026 </w:t>
-      </w:r>
-      <w:r>
-        <w:rPr>
-          <w:b/>
-          <w:i w:val="0"/>
-          <w:strike w:val="0"/>
-        </w:rPr>
-        <w:t>Target session:</w:t>
-      </w:r>
-      <w:r>
-        <w:rPr>
-          <w:b w:val="0"/>
-          <w:i w:val="0"/>
-          <w:strike w:val="0"/>
-        </w:rPr>
-        <w:t xml:space="preserve"> 2027 General Assembly | </w:t>
-      </w:r>
-      <w:r>
-        <w:rPr>
-          <w:b/>
-          <w:i w:val="0"/>
-          <w:strike w:val="0"/>
-        </w:rPr>
-        <w:t>Code sections involved:</w:t>
-      </w:r>
-      <w:r>
-        <w:rPr>
-          <w:b w:val="0"/>
-          <w:i w:val="0"/>
-          <w:strike w:val="0"/>
-        </w:rPr>
-        <w:t xml:space="preserve"> §§ 51.1-124.3, 51.1-142.2, 51.1-153, 51.1-155, 51.1-162, 51.1-165.01, 51.1-166 amended; new § 51.1-142.4 </w:t>
-      </w:r>
-      <w:r>
-        <w:rPr>
-          <w:b/>
-          <w:i w:val="0"/>
-          <w:strike w:val="0"/>
-        </w:rPr>
-        <w:t>Companion materials:</w:t>
-      </w:r>
-      <w:r>
-        <w:rPr>
-          <w:b w:val="0"/>
-          <w:i w:val="0"/>
-          <w:strike w:val="0"/>
-        </w:rPr>
-        <w:t xml:space="preserve"> draft bill, legal analysis memorandum, source appendix</w:t>
-      </w:r>
-    </w:p>
-    <w:p>
-      <w:pPr>
-        <w:jc w:val="center"/>
-      </w:pPr>
-      <w:r>
-        <w:rPr>
-          <w:color w:val="909090"/>
-          <w:sz w:val="18"/>
-        </w:rPr>
-        <w:t>* * *</w:t>
+        <w:t xml:space="preserve"> | October 19, 2026 | 2027 General Assembly | Bill version 1.1 | Amends § 2.2-3204 and seven Title 51.1 sections; adds new § 51.1-142.4</w:t>
       </w:r>
     </w:p>
     <w:p>
@@ -158,7 +82,7 @@
           <w:i w:val="0"/>
           <w:strike w:val="0"/>
         </w:rPr>
-        <w:t xml:space="preserve"> of prior active duty military service toward their VRS retirement. The right is real, it is generous on paper, and it is almost unusable by the people who need it most — because of </w:t>
+        <w:t xml:space="preserve"> of prior active duty military service. The right is generous on paper and nearly unusable by those who need it most, because of </w:t>
       </w:r>
       <w:r>
         <w:rPr>
@@ -174,17 +98,7 @@
           <w:i w:val="0"/>
           <w:strike w:val="0"/>
         </w:rPr>
-        <w:t xml:space="preserve"> it is priced.</w:t>
-      </w:r>
-    </w:p>
-    <w:p>
-      <w:r>
-        <w:rPr>
-          <w:b w:val="0"/>
-          <w:i w:val="0"/>
-          <w:strike w:val="0"/>
-        </w:rPr>
-        <w:t xml:space="preserve">Under § 51.1-142.2, a member who buys (or signs a purchase contract) within the </w:t>
+        <w:t xml:space="preserve"> it is priced. Under § 51.1-142.2 a member buying within the </w:t>
       </w:r>
       <w:r>
         <w:rPr>
@@ -200,7 +114,7 @@
           <w:i w:val="0"/>
           <w:strike w:val="0"/>
         </w:rPr>
-        <w:t xml:space="preserve"> of employment pays the </w:t>
+        <w:t xml:space="preserve"> of employment pays </w:t>
       </w:r>
       <w:r>
         <w:rPr>
@@ -216,7 +130,7 @@
           <w:i w:val="0"/>
           <w:strike w:val="0"/>
         </w:rPr>
-        <w:t xml:space="preserve">: 12.50% of salary per year purchased in Plan 1, 10.74% in Plan 2. After 24 months, the same service costs the </w:t>
+        <w:t xml:space="preserve"> — 12.50% of pay per year in Plan 1, 10.74% in Plan 2. After that the same service costs </w:t>
       </w:r>
       <w:r>
         <w:rPr>
@@ -232,7 +146,7 @@
           <w:i w:val="0"/>
           <w:strike w:val="0"/>
         </w:rPr>
-        <w:t xml:space="preserve"> — a figure that rises steeply with age, salary, and proximity to retirement, and that commonly runs to tens of thousands of dollars for four years.</w:t>
+        <w:t>, several times higher.</w:t>
       </w:r>
     </w:p>
     <w:p>
@@ -242,10 +156,8 @@
           <w:i w:val="0"/>
           <w:strike w:val="0"/>
         </w:rPr>
-        <w:t>So the cheap price is offered to the new hire in their twenties, who usually has neither the money nor a reason to care. The expensive price is charged to the twenty-five-year veteran employee at age 52 who is three years short of an unreduced retirement and knows to the dollar what those three years are worth.</w:t>
+        <w:t xml:space="preserve">So the cheap price goes to the new hire in their twenties, who has neither the money nor a reason to care, and the expensive price to the 52-year-old three years short of an unreduced retirement, who knows exactly what those years are worth. </w:t>
       </w:r>
-    </w:p>
-    <w:p>
       <w:r>
         <w:rPr>
           <w:b/>
@@ -253,26 +165,6 @@
           <w:strike w:val="0"/>
         </w:rPr>
         <w:t>There is no second door.</w:t>
-      </w:r>
-      <w:r>
-        <w:rPr>
-          <w:b w:val="0"/>
-          <w:i w:val="0"/>
-          <w:strike w:val="0"/>
-        </w:rPr>
-        <w:t xml:space="preserve"> The 24-month window is a pricing cliff. Current law contains no mechanism that lets a long-serving public employee use military service, at an affordable price, to finish a Virginia career on time. That is the gap.</w:t>
-      </w:r>
-    </w:p>
-    <w:p>
-      <w:pPr>
-        <w:jc w:val="center"/>
-      </w:pPr>
-      <w:r>
-        <w:rPr>
-          <w:color w:val="909090"/>
-          <w:sz w:val="18"/>
-        </w:rPr>
-        <w:t>* * *</w:t>
       </w:r>
     </w:p>
     <w:p>
@@ -303,7 +195,7 @@
           <w:i w:val="0"/>
           <w:strike w:val="0"/>
         </w:rPr>
-        <w:t>narrow, second purchase right</w:t>
+        <w:t>narrow second purchase right</w:t>
       </w:r>
       <w:r>
         <w:rPr>
@@ -311,7 +203,7 @@
           <w:i w:val="0"/>
           <w:strike w:val="0"/>
         </w:rPr>
-        <w:t xml:space="preserve"> — available after the 24-month window closes, at the same approximate normal cost — that lets a vested Plan 1 or Plan 2 member use prior active duty military service </w:t>
+        <w:t xml:space="preserve"> — after the 24-month window closes, at the same approximate normal cost — letting a vested Plan 1 or Plan 2 member use prior active duty military service </w:t>
       </w:r>
       <w:r>
         <w:rPr>
@@ -331,19 +223,6 @@
       </w:r>
     </w:p>
     <w:p>
-      <w:pPr>
-        <w:pStyle w:val="Heading3"/>
-      </w:pPr>
-      <w:r>
-        <w:rPr>
-          <w:b w:val="0"/>
-          <w:i w:val="0"/>
-          <w:strike w:val="0"/>
-        </w:rPr>
-        <w:t>How it works</w:t>
-      </w:r>
-    </w:p>
-    <w:p>
       <w:r>
         <w:rPr>
           <w:b/>
@@ -358,7 +237,7 @@
           <w:i w:val="0"/>
           <w:strike w:val="0"/>
         </w:rPr>
-        <w:t xml:space="preserve"> — unreduced retirement requires </w:t>
+        <w:t xml:space="preserve"> (unreduced at </w:t>
       </w:r>
       <w:r>
         <w:rPr>
@@ -374,7 +253,7 @@
           <w:i w:val="0"/>
           <w:strike w:val="0"/>
         </w:rPr>
-        <w:t xml:space="preserve"> of service. Bridge years count toward the 30-year requirement only. </w:t>
+        <w:t xml:space="preserve">): bridge years count toward the 30-year test only. </w:t>
       </w:r>
       <w:r>
         <w:rPr>
@@ -382,7 +261,23 @@
           <w:i/>
           <w:strike w:val="0"/>
         </w:rPr>
-        <w:t>Example:</w:t>
+        <w:t xml:space="preserve">Age 52 with 27 years — three bridge years satisfy it, so the member retires unreduced now rather than at 55, on a benefit still calculated on </w:t>
+      </w:r>
+      <w:r>
+        <w:rPr>
+          <w:b w:val="0"/>
+          <w:i/>
+          <w:strike w:val="0"/>
+        </w:rPr>
+        <w:t>27</w:t>
+      </w:r>
+      <w:r>
+        <w:rPr>
+          <w:b w:val="0"/>
+          <w:i/>
+          <w:strike w:val="0"/>
+        </w:rPr>
+        <w:t xml:space="preserve"> years.</w:t>
       </w:r>
       <w:r>
         <w:rPr>
@@ -390,26 +285,8 @@
           <w:i w:val="0"/>
           <w:strike w:val="0"/>
         </w:rPr>
-        <w:t xml:space="preserve"> age 52, 27 years of service. Three bridge years satisfy the 30-year test. The member retires unreduced now instead of at 55. The monthly benefit is still calculated on </w:t>
+        <w:t xml:space="preserve"> </w:t>
       </w:r>
-      <w:r>
-        <w:rPr>
-          <w:b/>
-          <w:i w:val="0"/>
-          <w:strike w:val="0"/>
-        </w:rPr>
-        <w:t>27</w:t>
-      </w:r>
-      <w:r>
-        <w:rPr>
-          <w:b w:val="0"/>
-          <w:i w:val="0"/>
-          <w:strike w:val="0"/>
-        </w:rPr>
-        <w:t xml:space="preserve"> years.</w:t>
-      </w:r>
-    </w:p>
-    <w:p>
       <w:r>
         <w:rPr>
           <w:b/>
@@ -424,7 +301,7 @@
           <w:i w:val="0"/>
           <w:strike w:val="0"/>
         </w:rPr>
-        <w:t xml:space="preserve"> — unreduced retirement requires the </w:t>
+        <w:t xml:space="preserve"> (unreduced at the </w:t>
       </w:r>
       <w:r>
         <w:rPr>
@@ -440,7 +317,7 @@
           <w:i w:val="0"/>
           <w:strike w:val="0"/>
         </w:rPr>
-        <w:t xml:space="preserve"> (age + service = 90). Bridge years count </w:t>
+        <w:t xml:space="preserve">): bridge years count </w:t>
       </w:r>
       <w:r>
         <w:rPr>
@@ -456,7 +333,7 @@
           <w:i w:val="0"/>
           <w:strike w:val="0"/>
         </w:rPr>
-        <w:t xml:space="preserve"> as Rule-of-90 points; partial years count proportionally. </w:t>
+        <w:t xml:space="preserve"> as points, partial years proportionally. </w:t>
       </w:r>
       <w:r>
         <w:rPr>
@@ -464,7 +341,33 @@
           <w:i/>
           <w:strike w:val="0"/>
         </w:rPr>
-        <w:t>Example:</w:t>
+        <w:t xml:space="preserve">Age 58 with 28 years = 86 points; four bridge years reach 90, two years early, benefit still on </w:t>
+      </w:r>
+      <w:r>
+        <w:rPr>
+          <w:b w:val="0"/>
+          <w:i/>
+          <w:strike w:val="0"/>
+        </w:rPr>
+        <w:t>28</w:t>
+      </w:r>
+      <w:r>
+        <w:rPr>
+          <w:b w:val="0"/>
+          <w:i/>
+          <w:strike w:val="0"/>
+        </w:rPr>
+        <w:t xml:space="preserve"> years.</w:t>
+      </w:r>
+    </w:p>
+    <w:p>
+      <w:r>
+        <w:rPr>
+          <w:b/>
+          <w:i w:val="0"/>
+          <w:strike w:val="0"/>
+        </w:rPr>
+        <w:t>Guardrails in the bill.</w:t>
       </w:r>
       <w:r>
         <w:rPr>
@@ -472,7 +375,7 @@
           <w:i w:val="0"/>
           <w:strike w:val="0"/>
         </w:rPr>
-        <w:t xml:space="preserve"> age 58, 28 years of service = 86 points. Four bridge years bring the total to 90. The member retires unreduced two years early. The monthly benefit is still calculated on </w:t>
+        <w:t xml:space="preserve"> Must be vested (5 years); no purchase once you already qualify. Capped at the shortfall </w:t>
       </w:r>
       <w:r>
         <w:rPr>
@@ -480,7 +383,7 @@
           <w:i w:val="0"/>
           <w:strike w:val="0"/>
         </w:rPr>
-        <w:t>28</w:t>
+        <w:t>and</w:t>
       </w:r>
       <w:r>
         <w:rPr>
@@ -488,332 +391,7 @@
           <w:i w:val="0"/>
           <w:strike w:val="0"/>
         </w:rPr>
-        <w:t xml:space="preserve"> years.</w:t>
-      </w:r>
-    </w:p>
-    <w:p>
-      <w:pPr>
-        <w:pStyle w:val="Heading3"/>
-      </w:pPr>
-      <w:r>
-        <w:rPr>
-          <w:b w:val="0"/>
-          <w:i w:val="0"/>
-          <w:strike w:val="0"/>
-        </w:rPr>
-        <w:t>Guardrails built into the bill</w:t>
-      </w:r>
-    </w:p>
-    <w:tbl>
-      <w:tblPr>
-        <w:tblStyle w:val="TableGrid"/>
-        <w:tblW w:type="auto" w:w="0"/>
-        <w:tblLook w:firstColumn="1" w:firstRow="1" w:lastColumn="0" w:lastRow="0" w:noHBand="0" w:noVBand="1" w:val="04A0"/>
-      </w:tblPr>
-      <w:tblGrid>
-        <w:gridCol w:w="4320"/>
-        <w:gridCol w:w="4320"/>
-      </w:tblGrid>
-      <w:tr>
-        <w:tc>
-          <w:tcPr>
-            <w:tcW w:type="dxa" w:w="4320"/>
-          </w:tcPr>
-          <w:p>
-            <w:r>
-              <w:rPr>
-                <w:b/>
-                <w:i w:val="0"/>
-                <w:strike w:val="0"/>
-              </w:rPr>
-              <w:t>Guardrail</w:t>
-            </w:r>
-          </w:p>
-        </w:tc>
-        <w:tc>
-          <w:tcPr>
-            <w:tcW w:type="dxa" w:w="4320"/>
-          </w:tcPr>
-          <w:p>
-            <w:r>
-              <w:rPr>
-                <w:b/>
-                <w:i w:val="0"/>
-                <w:strike w:val="0"/>
-              </w:rPr>
-              <w:t>Effect</w:t>
-            </w:r>
-          </w:p>
-        </w:tc>
-      </w:tr>
-      <w:tr>
-        <w:tc>
-          <w:tcPr>
-            <w:tcW w:type="dxa" w:w="4320"/>
-          </w:tcPr>
-          <w:p>
-            <w:r>
-              <w:rPr>
-                <w:b w:val="0"/>
-                <w:i w:val="0"/>
-                <w:strike w:val="0"/>
-              </w:rPr>
-              <w:t>Must be vested first (5 years of service)</w:t>
-            </w:r>
-          </w:p>
-        </w:tc>
-        <w:tc>
-          <w:tcPr>
-            <w:tcW w:type="dxa" w:w="4320"/>
-          </w:tcPr>
-          <w:p>
-            <w:r>
-              <w:rPr>
-                <w:b w:val="0"/>
-                <w:i w:val="0"/>
-                <w:strike w:val="0"/>
-              </w:rPr>
-              <w:t>No day-one eligibility purchasing</w:t>
-            </w:r>
-          </w:p>
-        </w:tc>
-      </w:tr>
-      <w:tr>
-        <w:tc>
-          <w:tcPr>
-            <w:tcW w:type="dxa" w:w="4320"/>
-          </w:tcPr>
-          <w:p>
-            <w:r>
-              <w:rPr>
-                <w:b w:val="0"/>
-                <w:i w:val="0"/>
-                <w:strike w:val="0"/>
-              </w:rPr>
-              <w:t>Capped at the shortfall to the threshold</w:t>
-            </w:r>
-          </w:p>
-        </w:tc>
-        <w:tc>
-          <w:tcPr>
-            <w:tcW w:type="dxa" w:w="4320"/>
-          </w:tcPr>
-          <w:p>
-            <w:r>
-              <w:rPr>
-                <w:b w:val="0"/>
-                <w:i w:val="0"/>
-                <w:strike w:val="0"/>
-              </w:rPr>
-              <w:t>Never buy more than needed</w:t>
-            </w:r>
-          </w:p>
-        </w:tc>
-      </w:tr>
-      <w:tr>
-        <w:tc>
-          <w:tcPr>
-            <w:tcW w:type="dxa" w:w="4320"/>
-          </w:tcPr>
-          <w:p>
-            <w:r>
-              <w:rPr>
-                <w:b w:val="0"/>
-                <w:i w:val="0"/>
-                <w:strike w:val="0"/>
-              </w:rPr>
-              <w:t>No purchase once you already qualify</w:t>
-            </w:r>
-          </w:p>
-        </w:tc>
-        <w:tc>
-          <w:tcPr>
-            <w:tcW w:type="dxa" w:w="4320"/>
-          </w:tcPr>
-          <w:p>
-            <w:r>
-              <w:rPr>
-                <w:b w:val="0"/>
-                <w:i w:val="0"/>
-                <w:strike w:val="0"/>
-              </w:rPr>
-              <w:t>No post-threshold stockpiling</w:t>
-            </w:r>
-          </w:p>
-        </w:tc>
-      </w:tr>
-      <w:tr>
-        <w:tc>
-          <w:tcPr>
-            <w:tcW w:type="dxa" w:w="4320"/>
-          </w:tcPr>
-          <w:p>
-            <w:r>
-              <w:rPr>
-                <w:b w:val="0"/>
-                <w:i w:val="0"/>
-                <w:strike w:val="0"/>
-              </w:rPr>
-              <w:t>Counts inside the existing 4-year military cap</w:t>
-            </w:r>
-          </w:p>
-        </w:tc>
-        <w:tc>
-          <w:tcPr>
-            <w:tcW w:type="dxa" w:w="4320"/>
-          </w:tcPr>
-          <w:p>
-            <w:r>
-              <w:rPr>
-                <w:b w:val="0"/>
-                <w:i w:val="0"/>
-                <w:strike w:val="0"/>
-              </w:rPr>
-              <w:t>No expansion of the aggregate limit</w:t>
-            </w:r>
-          </w:p>
-        </w:tc>
-      </w:tr>
-      <w:tr>
-        <w:tc>
-          <w:tcPr>
-            <w:tcW w:type="dxa" w:w="4320"/>
-          </w:tcPr>
-          <w:p>
-            <w:r>
-              <w:rPr>
-                <w:b w:val="0"/>
-                <w:i w:val="0"/>
-                <w:strike w:val="0"/>
-              </w:rPr>
-              <w:t>Never increases your age on paper</w:t>
-            </w:r>
-          </w:p>
-        </w:tc>
-        <w:tc>
-          <w:tcPr>
-            <w:tcW w:type="dxa" w:w="4320"/>
-          </w:tcPr>
-          <w:p>
-            <w:r>
-              <w:rPr>
-                <w:b w:val="0"/>
-                <w:i w:val="0"/>
-                <w:strike w:val="0"/>
-              </w:rPr>
-              <w:t>Rule of 90 still uses real age</w:t>
-            </w:r>
-          </w:p>
-        </w:tc>
-      </w:tr>
-      <w:tr>
-        <w:tc>
-          <w:tcPr>
-            <w:tcW w:type="dxa" w:w="4320"/>
-          </w:tcPr>
-          <w:p>
-            <w:r>
-              <w:rPr>
-                <w:b w:val="0"/>
-                <w:i w:val="0"/>
-                <w:strike w:val="0"/>
-              </w:rPr>
-              <w:t>Not creditable service for any other purpose</w:t>
-            </w:r>
-          </w:p>
-        </w:tc>
-        <w:tc>
-          <w:tcPr>
-            <w:tcW w:type="dxa" w:w="4320"/>
-          </w:tcPr>
-          <w:p>
-            <w:r>
-              <w:rPr>
-                <w:b w:val="0"/>
-                <w:i w:val="0"/>
-                <w:strike w:val="0"/>
-              </w:rPr>
-              <w:t>No spillover into other benefits</w:t>
-            </w:r>
-          </w:p>
-        </w:tc>
-      </w:tr>
-      <w:tr>
-        <w:tc>
-          <w:tcPr>
-            <w:tcW w:type="dxa" w:w="4320"/>
-          </w:tcPr>
-          <w:p>
-            <w:r>
-              <w:rPr>
-                <w:b w:val="0"/>
-                <w:i w:val="0"/>
-                <w:strike w:val="0"/>
-              </w:rPr>
-              <w:t>Full-value purchase at actuarial cost stays open</w:t>
-            </w:r>
-          </w:p>
-        </w:tc>
-        <w:tc>
-          <w:tcPr>
-            <w:tcW w:type="dxa" w:w="4320"/>
-          </w:tcPr>
-          <w:p>
-            <w:r>
-              <w:rPr>
-                <w:b w:val="0"/>
-                <w:i w:val="0"/>
-                <w:strike w:val="0"/>
-              </w:rPr>
-              <w:t>Members who want full credit keep that route</w:t>
-            </w:r>
-          </w:p>
-        </w:tc>
-      </w:tr>
-      <w:tr>
-        <w:tc>
-          <w:tcPr>
-            <w:tcW w:type="dxa" w:w="4320"/>
-          </w:tcPr>
-          <w:p>
-            <w:r>
-              <w:rPr>
-                <w:b w:val="0"/>
-                <w:i w:val="0"/>
-                <w:strike w:val="0"/>
-              </w:rPr>
-              <w:t>New: convert later if you change your mind</w:t>
-            </w:r>
-          </w:p>
-        </w:tc>
-        <w:tc>
-          <w:tcPr>
-            <w:tcW w:type="dxa" w:w="4320"/>
-          </w:tcPr>
-          <w:p>
-            <w:r>
-              <w:rPr>
-                <w:b w:val="0"/>
-                <w:i w:val="0"/>
-                <w:strike w:val="0"/>
-              </w:rPr>
-              <w:t>Pay the actuarial difference, get full credit, with what you already paid applied</w:t>
-            </w:r>
-          </w:p>
-        </w:tc>
-      </w:tr>
-    </w:tbl>
-    <w:p/>
-    <w:p>
-      <w:pPr>
-        <w:jc w:val="center"/>
-      </w:pPr>
-      <w:r>
-        <w:rPr>
-          <w:color w:val="909090"/>
-          <w:sz w:val="18"/>
-        </w:rPr>
-        <w:t>* * *</w:t>
+        <w:t xml:space="preserve"> at the acceleration actually achievable, so no one buys credit that moves their date by nothing. Counts inside the existing four-year military cap, never increases your age on paper, and is not creditable service for any other purpose. The full-value purchase at actuarial cost stays open and convertible later. A written VRS estimate is required before signing, with money back plus interest if the credit proves unusable.</w:t>
       </w:r>
     </w:p>
     <w:p>
@@ -826,7 +404,7 @@
           <w:i w:val="0"/>
           <w:strike w:val="0"/>
         </w:rPr>
-        <w:t>3. What stays untouched — and how the bill guarantees it</w:t>
+        <w:t>3. What stays untouched, and how the bill guarantees it</w:t>
       </w:r>
     </w:p>
     <w:p>
@@ -836,7 +414,7 @@
           <w:i w:val="0"/>
           <w:strike w:val="0"/>
         </w:rPr>
-        <w:t xml:space="preserve">The pension amount is protected by a single move: the bill </w:t>
+        <w:t xml:space="preserve">The pension amount is protected by one move: the bill </w:t>
       </w:r>
       <w:r>
         <w:rPr>
@@ -852,7 +430,7 @@
           <w:i w:val="0"/>
           <w:strike w:val="0"/>
         </w:rPr>
-        <w:t xml:space="preserve"> in § 51.1-124.3. Because every VRS benefit formula and service threshold runs on creditable service, that one amendment protects the benefit formula, average final compensation, the health insurance credit (both its 15-year eligibility threshold and its per-year dollar amount), group life insurance thresholds, disability allowances, and vesting — automatically.</w:t>
+        <w:t xml:space="preserve"> in § 51.1-124.3. Because every VRS benefit formula and service threshold runs on creditable service, that single amendment automatically protects the benefit formula, average final compensation, the health insurance credit's threshold and amount, group life thresholds, disability allowances and vesting.</w:t>
       </w:r>
     </w:p>
     <w:p>
@@ -862,7 +440,7 @@
           <w:i w:val="0"/>
           <w:strike w:val="0"/>
         </w:rPr>
-        <w:t xml:space="preserve">But the definition alone was </w:t>
+        <w:t xml:space="preserve">The definition alone was </w:t>
       </w:r>
       <w:r>
         <w:rPr>
@@ -870,7 +448,7 @@
           <w:i w:val="0"/>
           <w:strike w:val="0"/>
         </w:rPr>
-        <w:t>not enough</w:t>
+        <w:t>not enough.</w:t>
       </w:r>
       <w:r>
         <w:rPr>
@@ -878,7 +456,7 @@
           <w:i w:val="0"/>
           <w:strike w:val="0"/>
         </w:rPr>
-        <w:t xml:space="preserve">, and this is where the drafting work mattered. Three VRS provisions key off the </w:t>
+        <w:t xml:space="preserve"> Several provisions key off the </w:t>
       </w:r>
       <w:r>
         <w:rPr>
@@ -886,7 +464,7 @@
           <w:i w:val="0"/>
           <w:strike w:val="0"/>
         </w:rPr>
-        <w:t>date a member first becomes eligible for an unreduced retirement</w:t>
+        <w:t>date</w:t>
       </w:r>
       <w:r>
         <w:rPr>
@@ -894,13 +472,8 @@
           <w:i w:val="0"/>
           <w:strike w:val="0"/>
         </w:rPr>
-        <w:t>, not off creditable service. Left alone, the bridge would have moved that date earlier and leaked value into all three:</w:t>
+        <w:t xml:space="preserve"> of first unreduced eligibility, which the bridge moves, so each was closed by hand: </w:t>
       </w:r>
-    </w:p>
-    <w:p>
-      <w:pPr>
-        <w:pStyle w:val="ListBullet"/>
-      </w:pPr>
       <w:r>
         <w:rPr>
           <w:b/>
@@ -915,7 +488,264 @@
           <w:i w:val="0"/>
           <w:strike w:val="0"/>
         </w:rPr>
-        <w:t xml:space="preserve"> (§ 51.1-165.01) — eligibility depends on service performed </w:t>
+        <w:t xml:space="preserve"> (§ 51.1-165.01), by freezing that date; </w:t>
+      </w:r>
+      <w:r>
+        <w:rPr>
+          <w:b/>
+          <w:i w:val="0"/>
+          <w:strike w:val="0"/>
+        </w:rPr>
+        <w:t>death-in-service</w:t>
+      </w:r>
+      <w:r>
+        <w:rPr>
+          <w:b w:val="0"/>
+          <w:i w:val="0"/>
+          <w:strike w:val="0"/>
+        </w:rPr>
+        <w:t xml:space="preserve"> (§ 51.1-162), whose survivor allowance turns on it; and </w:t>
+      </w:r>
+      <w:r>
+        <w:rPr>
+          <w:b/>
+          <w:i w:val="0"/>
+          <w:strike w:val="0"/>
+        </w:rPr>
+        <w:t>Workforce Transition Act severance</w:t>
+      </w:r>
+      <w:r>
+        <w:rPr>
+          <w:b w:val="0"/>
+          <w:i w:val="0"/>
+          <w:strike w:val="0"/>
+        </w:rPr>
+        <w:t xml:space="preserve"> (</w:t>
+      </w:r>
+      <w:r>
+        <w:rPr>
+          <w:b/>
+          <w:i w:val="0"/>
+          <w:strike w:val="0"/>
+        </w:rPr>
+        <w:t>§ 2.2-3204, Title 2.2</w:t>
+      </w:r>
+      <w:r>
+        <w:rPr>
+          <w:b w:val="0"/>
+          <w:i w:val="0"/>
+          <w:strike w:val="0"/>
+        </w:rPr>
+        <w:t xml:space="preserve">), where severance years go to </w:t>
+      </w:r>
+      <w:r>
+        <w:rPr>
+          <w:b w:val="0"/>
+          <w:i/>
+          <w:strike w:val="0"/>
+        </w:rPr>
+        <w:t>age</w:t>
+      </w:r>
+      <w:r>
+        <w:rPr>
+          <w:b w:val="0"/>
+          <w:i w:val="0"/>
+          <w:strike w:val="0"/>
+        </w:rPr>
+        <w:t xml:space="preserve"> unless the employee is "eligible for unreduced retirement" — in which case they go to </w:t>
+      </w:r>
+      <w:r>
+        <w:rPr>
+          <w:b w:val="0"/>
+          <w:i/>
+          <w:strike w:val="0"/>
+        </w:rPr>
+        <w:t>creditable service</w:t>
+      </w:r>
+      <w:r>
+        <w:rPr>
+          <w:b w:val="0"/>
+          <w:i w:val="0"/>
+          <w:strike w:val="0"/>
+        </w:rPr>
+        <w:t xml:space="preserve"> and multiply straight into the pension. Every catch-all in the bill stopped at the Title 51.1 line, so that one was closed separately in version 1.1. </w:t>
+      </w:r>
+      <w:r>
+        <w:rPr>
+          <w:b/>
+          <w:i w:val="0"/>
+          <w:strike w:val="0"/>
+        </w:rPr>
+        <w:t>COLA</w:t>
+      </w:r>
+      <w:r>
+        <w:rPr>
+          <w:b w:val="0"/>
+          <w:i w:val="0"/>
+          <w:strike w:val="0"/>
+        </w:rPr>
+        <w:t xml:space="preserve"> (§ 51.1-166) is amended too, but that door was essentially never open and the real exposure is </w:t>
+      </w:r>
+      <w:r>
+        <w:rPr>
+          <w:b/>
+          <w:i w:val="0"/>
+          <w:strike w:val="0"/>
+        </w:rPr>
+        <w:t>not</w:t>
+      </w:r>
+      <w:r>
+        <w:rPr>
+          <w:b w:val="0"/>
+          <w:i w:val="0"/>
+          <w:strike w:val="0"/>
+        </w:rPr>
+        <w:t xml:space="preserve"> closed. The bill also amends </w:t>
+      </w:r>
+      <w:r>
+        <w:rPr>
+          <w:b/>
+          <w:i w:val="0"/>
+          <w:strike w:val="0"/>
+        </w:rPr>
+        <w:t>accumulated contributions</w:t>
+      </w:r>
+      <w:r>
+        <w:rPr>
+          <w:b w:val="0"/>
+          <w:i w:val="0"/>
+          <w:strike w:val="0"/>
+        </w:rPr>
+        <w:t xml:space="preserve"> so a member's own payment is refundable rather than stranded.</w:t>
+      </w:r>
+    </w:p>
+    <w:p>
+      <w:pPr>
+        <w:pStyle w:val="Heading2"/>
+      </w:pPr>
+      <w:r>
+        <w:rPr>
+          <w:b w:val="0"/>
+          <w:i w:val="0"/>
+          <w:strike w:val="0"/>
+        </w:rPr>
+        <w:t>4. Decisions made, and what is open</w:t>
+      </w:r>
+    </w:p>
+    <w:p>
+      <w:r>
+        <w:rPr>
+          <w:b/>
+          <w:i w:val="0"/>
+          <w:strike w:val="0"/>
+        </w:rPr>
+        <w:t>Decided by JLCVSO, October 19, 2026</w:t>
+      </w:r>
+      <w:r>
+        <w:rPr>
+          <w:b w:val="0"/>
+          <w:i w:val="0"/>
+          <w:strike w:val="0"/>
+        </w:rPr>
+        <w:t xml:space="preserve">, and implemented in the draft: hybrid plan members are </w:t>
+      </w:r>
+      <w:r>
+        <w:rPr>
+          <w:b/>
+          <w:i w:val="0"/>
+          <w:strike w:val="0"/>
+        </w:rPr>
+        <w:t>not</w:t>
+      </w:r>
+      <w:r>
+        <w:rPr>
+          <w:b w:val="0"/>
+          <w:i w:val="0"/>
+          <w:strike w:val="0"/>
+        </w:rPr>
+        <w:t xml:space="preserve"> covered — Plan 1 and Plan 2 only (B 1, J); career military retirees are </w:t>
+      </w:r>
+      <w:r>
+        <w:rPr>
+          <w:b/>
+          <w:i w:val="0"/>
+          <w:strike w:val="0"/>
+        </w:rPr>
+        <w:t>not</w:t>
+      </w:r>
+      <w:r>
+        <w:rPr>
+          <w:b w:val="0"/>
+          <w:i w:val="0"/>
+          <w:strike w:val="0"/>
+        </w:rPr>
+        <w:t xml:space="preserve"> excepted from the retired-pay bar, which the bill inherits (H 5), so the realistic beneficiaries are veterans who separated </w:t>
+      </w:r>
+      <w:r>
+        <w:rPr>
+          <w:b/>
+          <w:i w:val="0"/>
+          <w:strike w:val="0"/>
+        </w:rPr>
+        <w:t>without</w:t>
+      </w:r>
+      <w:r>
+        <w:rPr>
+          <w:b w:val="0"/>
+          <w:i w:val="0"/>
+          <w:strike w:val="0"/>
+        </w:rPr>
+        <w:t xml:space="preserve"> retirement-eligible service plus reservists and Guard members protected by 10 U.S.C. § 12736 — the most important expectation to manage; the </w:t>
+      </w:r>
+      <w:r>
+        <w:rPr>
+          <w:b/>
+          <w:i w:val="0"/>
+          <w:strike w:val="0"/>
+        </w:rPr>
+        <w:t>PLOP eligibility date is frozen</w:t>
+      </w:r>
+      <w:r>
+        <w:rPr>
+          <w:b w:val="0"/>
+          <w:i w:val="0"/>
+          <w:strike w:val="0"/>
+        </w:rPr>
+        <w:t xml:space="preserve">, with the trade-off disclosed (§ 51.1-165.01; F 6); and a </w:t>
+      </w:r>
+      <w:r>
+        <w:rPr>
+          <w:b/>
+          <w:i w:val="0"/>
+          <w:strike w:val="0"/>
+        </w:rPr>
+        <w:t>partial purchase capped at the shortfall</w:t>
+      </w:r>
+      <w:r>
+        <w:rPr>
+          <w:b w:val="0"/>
+          <w:i w:val="0"/>
+          <w:strike w:val="0"/>
+        </w:rPr>
+        <w:t xml:space="preserve"> is allowed (C 2).</w:t>
+      </w:r>
+    </w:p>
+    <w:p>
+      <w:r>
+        <w:rPr>
+          <w:b/>
+          <w:i w:val="0"/>
+          <w:strike w:val="0"/>
+        </w:rPr>
+        <w:t>The PLOP trade-off, disclosed as directed.</w:t>
+      </w:r>
+      <w:r>
+        <w:rPr>
+          <w:b w:val="0"/>
+          <w:i w:val="0"/>
+          <w:strike w:val="0"/>
+        </w:rPr>
+        <w:t xml:space="preserve"> PLOP eligibility turns on creditable service performed </w:t>
       </w:r>
       <w:r>
         <w:rPr>
@@ -931,20 +761,15 @@
           <w:i w:val="0"/>
           <w:strike w:val="0"/>
         </w:rPr>
-        <w:t xml:space="preserve"> the unreduced-eligibility date. Moving that date earlier would start the PLOP clock earlier.</w:t>
+        <w:t xml:space="preserve"> first unreduced eligibility, and the bill freezes that date as though the bridge did not exist. </w:t>
       </w:r>
-    </w:p>
-    <w:p>
-      <w:pPr>
-        <w:pStyle w:val="ListBullet"/>
-      </w:pPr>
       <w:r>
         <w:rPr>
           <w:b/>
           <w:i w:val="0"/>
           <w:strike w:val="0"/>
         </w:rPr>
-        <w:t>COLA</w:t>
+        <w:t>A member who buys bridge years and retires at the accelerated date will generally have no PLOP at all.</w:t>
       </w:r>
       <w:r>
         <w:rPr>
@@ -952,28 +777,20 @@
           <w:i w:val="0"/>
           <w:strike w:val="0"/>
         </w:rPr>
-        <w:t xml:space="preserve"> (§ 51.1-166) — for retirees with under 20 years of service, cost-of-living increases begin a year after the unreduced-eligibility date. Moving the date earlier would start COLA earlier.</w:t>
+        <w:t xml:space="preserve"> One who instead works through to normal retirement date keeps full PLOP under clause B 1(i). That is the deliberate price of leaving PLOP untouched, and VRS must say so in writing before a contract is signed.</w:t>
       </w:r>
     </w:p>
     <w:p>
       <w:pPr>
-        <w:pStyle w:val="ListBullet"/>
+        <w:pStyle w:val="Heading3"/>
       </w:pPr>
-      <w:r>
-        <w:rPr>
-          <w:b/>
-          <w:i w:val="0"/>
-          <w:strike w:val="0"/>
-        </w:rPr>
-        <w:t>Death-in-service benefits</w:t>
-      </w:r>
       <w:r>
         <w:rPr>
           <w:b w:val="0"/>
           <w:i w:val="0"/>
           <w:strike w:val="0"/>
         </w:rPr>
-        <w:t xml:space="preserve"> (§ 51.1-162) — the survivor allowance is computed on the pension the member "would have received," which turns on whether the member was unreduced-eligible.</w:t>
+        <w:t>Still open — three blockers from independent review</w:t>
       </w:r>
     </w:p>
     <w:p>
@@ -983,7 +800,7 @@
           <w:i w:val="0"/>
           <w:strike w:val="0"/>
         </w:rPr>
-        <w:t>Each of the three is closed by an express conforming amendment.</w:t>
+        <w:t>1. Buy, resign, defer, collect unreduced at 50 — up to ~15 years of acceleration, not four.</w:t>
       </w:r>
       <w:r>
         <w:rPr>
@@ -991,7 +808,184 @@
           <w:i w:val="0"/>
           <w:strike w:val="0"/>
         </w:rPr>
-        <w:t xml:space="preserve"> None of these three leaks appeared in the original concept paper; they were found by reading the statutes. A bill without them would have failed its own stated policy.</w:t>
+        <w:t xml:space="preserve"> § 51.1-153 C lets a member who terminates with five or more years retire under subsection B with no member-in-service requirement, and a deferred member's service is frozen. A member who buys four years at 44 with 26 years, resigns and defers can then take at 50 an unreduced allowance she could otherwise reach only at </w:t>
+      </w:r>
+      <w:r>
+        <w:rPr>
+          <w:b/>
+          <w:i w:val="0"/>
+          <w:strike w:val="0"/>
+        </w:rPr>
+        <w:t>65</w:t>
+      </w:r>
+      <w:r>
+        <w:rPr>
+          <w:b w:val="0"/>
+          <w:i w:val="0"/>
+          <w:strike w:val="0"/>
+        </w:rPr>
+        <w:t xml:space="preserve"> — for about $35,000. This is the bill's largest unpriced exposure and the most quotable attack open to an opponent. </w:t>
+      </w:r>
+      <w:r>
+        <w:rPr>
+          <w:b/>
+          <w:i w:val="0"/>
+          <w:strike w:val="0"/>
+        </w:rPr>
+        <w:t>The Council must choose</w:t>
+      </w:r>
+      <w:r>
+        <w:rPr>
+          <w:b w:val="0"/>
+          <w:i w:val="0"/>
+          <w:strike w:val="0"/>
+        </w:rPr>
+        <w:t xml:space="preserve"> among requiring service at retirement, forfeiture on termination, and pricing the deferred case deliberately.</w:t>
+      </w:r>
+    </w:p>
+    <w:p>
+      <w:r>
+        <w:rPr>
+          <w:b/>
+          <w:i w:val="0"/>
+          <w:strike w:val="0"/>
+        </w:rPr>
+        <w:t>2. The health insurance credit and COLA both start up to four years earlier, and no exclusion clause can stop it.</w:t>
+      </w:r>
+      <w:r>
+        <w:rPr>
+          <w:b w:val="0"/>
+          <w:i w:val="0"/>
+          <w:strike w:val="0"/>
+        </w:rPr>
+        <w:t xml:space="preserve"> Both key off the </w:t>
+      </w:r>
+      <w:r>
+        <w:rPr>
+          <w:b/>
+          <w:i w:val="0"/>
+          <w:strike w:val="0"/>
+        </w:rPr>
+        <w:t>date of retirement</w:t>
+      </w:r>
+      <w:r>
+        <w:rPr>
+          <w:b w:val="0"/>
+          <w:i w:val="0"/>
+          <w:strike w:val="0"/>
+        </w:rPr>
+        <w:t xml:space="preserve">. The bill bars bridge credit from establishing or increasing the health insurance credit, but neither verb reaches </w:t>
+      </w:r>
+      <w:r>
+        <w:rPr>
+          <w:b/>
+          <w:i w:val="0"/>
+          <w:strike w:val="0"/>
+        </w:rPr>
+        <w:t>duration</w:t>
+      </w:r>
+      <w:r>
+        <w:rPr>
+          <w:b w:val="0"/>
+          <w:i w:val="0"/>
+          <w:strike w:val="0"/>
+        </w:rPr>
+        <w:t xml:space="preserve"> — about </w:t>
+      </w:r>
+      <w:r>
+        <w:rPr>
+          <w:b/>
+          <w:i w:val="0"/>
+          <w:strike w:val="0"/>
+        </w:rPr>
+        <w:t>$5,300</w:t>
+      </w:r>
+      <w:r>
+        <w:rPr>
+          <w:b w:val="0"/>
+          <w:i w:val="0"/>
+          <w:strike w:val="0"/>
+        </w:rPr>
+        <w:t xml:space="preserve"> per state retiree with 26 years, on a separately funded trust — and ordinary COLA runs from the earlier retirement and compounds for life. </w:t>
+      </w:r>
+      <w:r>
+        <w:rPr>
+          <w:b/>
+          <w:i w:val="0"/>
+          <w:strike w:val="0"/>
+        </w:rPr>
+        <w:t>An earlier version of this brief listed both as protected. That was wrong.</w:t>
+      </w:r>
+      <w:r>
+        <w:rPr>
+          <w:b w:val="0"/>
+          <w:i w:val="0"/>
+          <w:strike w:val="0"/>
+        </w:rPr>
+        <w:t xml:space="preserve"> Closing either means amending Chapter 14 and § 51.1-166; the alternative is to accept and price it.</w:t>
+      </w:r>
+    </w:p>
+    <w:p>
+      <w:r>
+        <w:rPr>
+          <w:b/>
+          <w:i w:val="0"/>
+          <w:strike w:val="0"/>
+        </w:rPr>
+        <w:t>3. Local firefighters, police and EMS in "resolution" localities are inside the bill permanently — including 2026 hires.</w:t>
+      </w:r>
+      <w:r>
+        <w:rPr>
+          <w:b w:val="0"/>
+          <w:i w:val="0"/>
+          <w:strike w:val="0"/>
+        </w:rPr>
+        <w:t xml:space="preserve"> Under § 51.1-153 B 4 a locality may irrevocably resolve that its public-safety employees are not post-2010 members; the third sentence of § 51.1-169 A then makes them </w:t>
+      </w:r>
+      <w:r>
+        <w:rPr>
+          <w:b/>
+          <w:i w:val="0"/>
+          <w:strike w:val="0"/>
+        </w:rPr>
+        <w:t>ineligible for the hybrid plan</w:t>
+      </w:r>
+      <w:r>
+        <w:rPr>
+          <w:b w:val="0"/>
+          <w:i w:val="0"/>
+          <w:strike w:val="0"/>
+        </w:rPr>
+        <w:t xml:space="preserve">, so none of the bill's three exclusions catches them and the pathway left open is its most generous. </w:t>
+      </w:r>
+      <w:r>
+        <w:rPr>
+          <w:b/>
+          <w:i w:val="0"/>
+          <w:strike w:val="0"/>
+        </w:rPr>
+        <w:t>Both briefs previously said hazardous-duty members were excluded; that was incorrect.</w:t>
+      </w:r>
+      <w:r>
+        <w:rPr>
+          <w:b w:val="0"/>
+          <w:i w:val="0"/>
+          <w:strike w:val="0"/>
+        </w:rPr>
+        <w:t xml:space="preserve"> The population is permanent and growing rather than closing, and the equal-treatment line shifts to "resolution-locality public-safety employees vs. everyone hired since 2014" — unrelated to veteran status and far harder to defend. Exclude them expressly or include them knowingly.</w:t>
+      </w:r>
+    </w:p>
+    <w:p>
+      <w:pPr>
+        <w:pStyle w:val="Heading3"/>
+      </w:pPr>
+      <w:r>
+        <w:rPr>
+          <w:b w:val="0"/>
+          <w:i w:val="0"/>
+          <w:strike w:val="0"/>
+        </w:rPr>
+        <w:t>What it costs</w:t>
       </w:r>
     </w:p>
     <w:p>
@@ -1001,15 +995,15 @@
           <w:i w:val="0"/>
           <w:strike w:val="0"/>
         </w:rPr>
-        <w:t xml:space="preserve">The bill also fixes a gap the concept paper left open: it makes a member's bridge payment part of their </w:t>
+        <w:t xml:space="preserve">Approximate normal cost prices a year of </w:t>
       </w:r>
       <w:r>
         <w:rPr>
-          <w:b/>
-          <w:i w:val="0"/>
+          <w:b w:val="0"/>
+          <w:i/>
           <w:strike w:val="0"/>
         </w:rPr>
-        <w:t>accumulated contributions</w:t>
+        <w:t>accrual</w:t>
       </w:r>
       <w:r>
         <w:rPr>
@@ -1017,32 +1011,7 @@
           <w:i w:val="0"/>
           <w:strike w:val="0"/>
         </w:rPr>
-        <w:t>, so the member's own money is refundable and is returned to a beneficiary on death — rather than being stranded because the credit is not "creditable service."</w:t>
-      </w:r>
-    </w:p>
-    <w:p>
-      <w:pPr>
-        <w:jc w:val="center"/>
-      </w:pPr>
-      <w:r>
-        <w:rPr>
-          <w:color w:val="909090"/>
-          <w:sz w:val="18"/>
-        </w:rPr>
-        <w:t>* * *</w:t>
-      </w:r>
-    </w:p>
-    <w:p>
-      <w:pPr>
-        <w:pStyle w:val="Heading2"/>
-      </w:pPr>
-      <w:r>
-        <w:rPr>
-          <w:b w:val="0"/>
-          <w:i w:val="0"/>
-          <w:strike w:val="0"/>
-        </w:rPr>
-        <w:t>4. Four things JLCVSO must decide or be ready to answer</w:t>
+        <w:t>; the bridge sells removal of the actuarial reduction. The cost model (MOO-259) produces two findings that must always travel together.</w:t>
       </w:r>
     </w:p>
     <w:p>
@@ -1052,7 +1021,7 @@
           <w:i w:val="0"/>
           <w:strike w:val="0"/>
         </w:rPr>
-        <w:t>1. The price does not match the value — and we should lead with that, not be caught by it.</w:t>
+        <w:t>Per member, the price does not cover the value</w:t>
       </w:r>
       <w:r>
         <w:rPr>
@@ -1060,15 +1029,15 @@
           <w:i w:val="0"/>
           <w:strike w:val="0"/>
         </w:rPr>
-        <w:t xml:space="preserve"> Approximate normal cost is the price of one year of </w:t>
+        <w:t xml:space="preserve"> — it recovers </w:t>
       </w:r>
       <w:r>
         <w:rPr>
-          <w:b w:val="0"/>
-          <w:i/>
+          <w:b/>
+          <w:i w:val="0"/>
           <w:strike w:val="0"/>
         </w:rPr>
-        <w:t>pension accrual</w:t>
+        <w:t>11%–78%</w:t>
       </w:r>
       <w:r>
         <w:rPr>
@@ -1076,7 +1045,7 @@
           <w:i w:val="0"/>
           <w:strike w:val="0"/>
         </w:rPr>
-        <w:t xml:space="preserve">. The bridge sells a different thing: removal of the actuarial early-retirement reduction. Illustratively, a Plan 1 member at $70,000 buying four bridge years pays roughly </w:t>
+        <w:t xml:space="preserve">. The maximum-acceleration Plan 1 case pays </w:t>
       </w:r>
       <w:r>
         <w:rPr>
@@ -1084,7 +1053,7 @@
           <w:i w:val="0"/>
           <w:strike w:val="0"/>
         </w:rPr>
-        <w:t>$35,000</w:t>
+        <w:t>$42,500</w:t>
       </w:r>
       <w:r>
         <w:rPr>
@@ -1092,7 +1061,7 @@
           <w:i w:val="0"/>
           <w:strike w:val="0"/>
         </w:rPr>
-        <w:t xml:space="preserve"> and receives four additional years of an unreduced pension worth roughly 44% of final average pay. VRS actuaries will likely find a shortfall charged to employer contribution rates. Every VRS bill triggers a mandatory Board of Trustees impact statement under </w:t>
+        <w:t xml:space="preserve"> for </w:t>
       </w:r>
       <w:r>
         <w:rPr>
@@ -1100,7 +1069,7 @@
           <w:i w:val="0"/>
           <w:strike w:val="0"/>
         </w:rPr>
-        <w:t>§ 30-19.1:7</w:t>
+        <w:t>$383,565</w:t>
       </w:r>
       <w:r>
         <w:rPr>
@@ -1108,7 +1077,7 @@
           <w:i w:val="0"/>
           <w:strike w:val="0"/>
         </w:rPr>
-        <w:t xml:space="preserve"> that must address financial impact on the general fund and on participating localities. </w:t>
+        <w:t xml:space="preserve">, a </w:t>
       </w:r>
       <w:r>
         <w:rPr>
@@ -1116,7 +1085,7 @@
           <w:i w:val="0"/>
           <w:strike w:val="0"/>
         </w:rPr>
-        <w:t>The winning frame is a deliberate, quantified subsidy for Virginia's veterans — the same choice the General Assembly makes for other priorities — not a cost-neutral technical correction.</w:t>
+        <w:t>$341,065 subsidy at 11.1% recovery</w:t>
       </w:r>
       <w:r>
         <w:rPr>
@@ -1124,7 +1093,39 @@
           <w:i w:val="0"/>
           <w:strike w:val="0"/>
         </w:rPr>
-        <w:t xml:space="preserve"> Our actuarial estimate is in progress and will carry the number.</w:t>
+        <w:t xml:space="preserve">; an actuarially equivalent price would be about </w:t>
+      </w:r>
+      <w:r>
+        <w:rPr>
+          <w:b/>
+          <w:i w:val="0"/>
+          <w:strike w:val="0"/>
+        </w:rPr>
+        <w:t>112.8%</w:t>
+      </w:r>
+      <w:r>
+        <w:rPr>
+          <w:b w:val="0"/>
+          <w:i w:val="0"/>
+          <w:strike w:val="0"/>
+        </w:rPr>
+        <w:t xml:space="preserve"> of salary per year, not 12.50%. The Plan 1 50/10 reduction is roughly </w:t>
+      </w:r>
+      <w:r>
+        <w:rPr>
+          <w:b/>
+          <w:i w:val="0"/>
+          <w:strike w:val="0"/>
+        </w:rPr>
+        <w:t>60%</w:t>
+      </w:r>
+      <w:r>
+        <w:rPr>
+          <w:b w:val="0"/>
+          <w:i w:val="0"/>
+          <w:strike w:val="0"/>
+        </w:rPr>
+        <w:t>, so the bridge turns a 40-cent benefit into a dollar benefit for life.</w:t>
       </w:r>
     </w:p>
     <w:p>
@@ -1134,7 +1135,7 @@
           <w:i w:val="0"/>
           <w:strike w:val="0"/>
         </w:rPr>
-        <w:t>2. Career military retirees may be excluded by existing law.</w:t>
+        <w:t>In aggregate it is very small</w:t>
       </w:r>
       <w:r>
         <w:rPr>
@@ -1142,7 +1143,7 @@
           <w:i w:val="0"/>
           <w:strike w:val="0"/>
         </w:rPr>
-        <w:t xml:space="preserve"> § 51.1-142.2 bars purchasing service already counted in another retirement allowance — which includes </w:t>
+        <w:t xml:space="preserve"> — </w:t>
       </w:r>
       <w:r>
         <w:rPr>
@@ -1150,7 +1151,7 @@
           <w:i w:val="0"/>
           <w:strike w:val="0"/>
         </w:rPr>
-        <w:t>military retired pay</w:t>
+        <w:t>0.22 bp</w:t>
       </w:r>
       <w:r>
         <w:rPr>
@@ -1158,7 +1159,7 @@
           <w:i w:val="0"/>
           <w:strike w:val="0"/>
         </w:rPr>
-        <w:t xml:space="preserve">. Reserve and National Guard service is protected by federal law (10 U.S.C. ch. 1223). As drafted, the bridge inherits this bar, so the realistic beneficiaries are veterans who served and separated </w:t>
+        <w:t xml:space="preserve"> state, </w:t>
       </w:r>
       <w:r>
         <w:rPr>
@@ -1166,7 +1167,7 @@
           <w:i w:val="0"/>
           <w:strike w:val="0"/>
         </w:rPr>
-        <w:t>without</w:t>
+        <w:t>0.20 bp</w:t>
       </w:r>
       <w:r>
         <w:rPr>
@@ -1174,7 +1175,95 @@
           <w:i w:val="0"/>
           <w:strike w:val="0"/>
         </w:rPr>
-        <w:t xml:space="preserve"> retirement-eligible service, plus reservists and Guard members. JLCVSO should decide whether to accept the bar, seek an express exception (which invites a double-dipping objection and a much larger fiscal number), or simply require VRS to state the rule plainly so members are not surprised.</w:t>
+        <w:t xml:space="preserve"> teacher, </w:t>
+      </w:r>
+      <w:r>
+        <w:rPr>
+          <w:b/>
+          <w:i w:val="0"/>
+          <w:strike w:val="0"/>
+        </w:rPr>
+        <w:t>0.14 bp</w:t>
+      </w:r>
+      <w:r>
+        <w:rPr>
+          <w:b w:val="0"/>
+          <w:i w:val="0"/>
+          <w:strike w:val="0"/>
+        </w:rPr>
+        <w:t xml:space="preserve"> political subdivisions, </w:t>
+      </w:r>
+      <w:r>
+        <w:rPr>
+          <w:b/>
+          <w:i w:val="0"/>
+          <w:strike w:val="0"/>
+        </w:rPr>
+        <w:t>0.19 bp combined</w:t>
+      </w:r>
+      <w:r>
+        <w:rPr>
+          <w:b w:val="0"/>
+          <w:i w:val="0"/>
+          <w:strike w:val="0"/>
+        </w:rPr>
+        <w:t xml:space="preserve"> over FY2029–FY2038, from about </w:t>
+      </w:r>
+      <w:r>
+        <w:rPr>
+          <w:b/>
+          <w:i w:val="0"/>
+          <w:strike w:val="0"/>
+        </w:rPr>
+        <w:t>222 purchasers</w:t>
+      </w:r>
+      <w:r>
+        <w:rPr>
+          <w:b w:val="0"/>
+          <w:i w:val="0"/>
+          <w:strike w:val="0"/>
+        </w:rPr>
+        <w:t xml:space="preserve"> against </w:t>
+      </w:r>
+      <w:r>
+        <w:rPr>
+          <w:b/>
+          <w:i w:val="0"/>
+          <w:strike w:val="0"/>
+        </w:rPr>
+        <w:t>$26.05 billion</w:t>
+      </w:r>
+      <w:r>
+        <w:rPr>
+          <w:b w:val="0"/>
+          <w:i w:val="0"/>
+          <w:strike w:val="0"/>
+        </w:rPr>
+        <w:t xml:space="preserve"> of covered payroll at a mean deficit of </w:t>
+      </w:r>
+      <w:r>
+        <w:rPr>
+          <w:b/>
+          <w:i w:val="0"/>
+          <w:strike w:val="0"/>
+        </w:rPr>
+        <w:t>2.2 years</w:t>
+      </w:r>
+      <w:r>
+        <w:rPr>
+          <w:b w:val="0"/>
+          <w:i w:val="0"/>
+          <w:strike w:val="0"/>
+        </w:rPr>
+        <w:t xml:space="preserve">, not four. </w:t>
+      </w:r>
+      <w:r>
+        <w:rPr>
+          <w:b/>
+          <w:i w:val="0"/>
+          <w:strike w:val="0"/>
+        </w:rPr>
+        <w:t>To the nearest basis point, no plan's rate changes.</w:t>
       </w:r>
     </w:p>
     <w:p>
@@ -1184,7 +1273,7 @@
           <w:i w:val="0"/>
           <w:strike w:val="0"/>
         </w:rPr>
-        <w:t>3. Hybrid plan members are excluded as drafted — this is the biggest open choice.</w:t>
+        <w:t>Say both or neither.</w:t>
       </w:r>
       <w:r>
         <w:rPr>
@@ -1192,7 +1281,7 @@
           <w:i w:val="0"/>
           <w:strike w:val="0"/>
         </w:rPr>
-        <w:t xml:space="preserve"> The hybrid retirement plan covers nearly everyone hired into a covered position on or after </w:t>
+        <w:t xml:space="preserve"> "No cost" will be contradicted by the Board's § 30-19.1:7 statement; "$341,000 per veteran" without the denominator kills the bill. The frame is </w:t>
       </w:r>
       <w:r>
         <w:rPr>
@@ -1200,7 +1289,7 @@
           <w:i w:val="0"/>
           <w:strike w:val="0"/>
         </w:rPr>
-        <w:t>January 1, 2014</w:t>
+        <w:t>a deliberate, quantified subsidy for a small and closing population, costing employers less than one basis point.</w:t>
       </w:r>
       <w:r>
         <w:rPr>
@@ -1208,7 +1297,71 @@
           <w:i w:val="0"/>
           <w:strike w:val="0"/>
         </w:rPr>
-        <w:t>. Those members are already subject to the Rule of 90, so including them is mechanically simple — but it raises the cost and it is a policy call, not a technical one. Excluding them means the bill helps today's late-career veterans and progressively fewer veterans each year. JLCVSO should make this call consciously.</w:t>
+        <w:t xml:space="preserve"> Three points help: the subsidy reaches only members leaving anyway, since one who would have worked on </w:t>
+      </w:r>
+      <w:r>
+        <w:rPr>
+          <w:b/>
+          <w:i w:val="0"/>
+          <w:strike w:val="0"/>
+        </w:rPr>
+        <w:t>overpays</w:t>
+      </w:r>
+      <w:r>
+        <w:rPr>
+          <w:b w:val="0"/>
+          <w:i w:val="0"/>
+          <w:strike w:val="0"/>
+        </w:rPr>
+        <w:t xml:space="preserve"> in every profile modeled; Plan 1 and Plan 2 are closed, so the benefit </w:t>
+      </w:r>
+      <w:r>
+        <w:rPr>
+          <w:b/>
+          <w:i w:val="0"/>
+          <w:strike w:val="0"/>
+        </w:rPr>
+        <w:t>extinguishes itself</w:t>
+      </w:r>
+      <w:r>
+        <w:rPr>
+          <w:b w:val="0"/>
+          <w:i w:val="0"/>
+          <w:strike w:val="0"/>
+        </w:rPr>
+        <w:t xml:space="preserve">; and the Council's partial-purchase rule costs only </w:t>
+      </w:r>
+      <w:r>
+        <w:rPr>
+          <w:b/>
+          <w:i w:val="0"/>
+          <w:strike w:val="0"/>
+        </w:rPr>
+        <w:t>0.06 bp</w:t>
+      </w:r>
+      <w:r>
+        <w:rPr>
+          <w:b w:val="0"/>
+          <w:i w:val="0"/>
+          <w:strike w:val="0"/>
+        </w:rPr>
+        <w:t xml:space="preserve"> more than the stricter alternative. One does not — no sensitivity makes this a saving, so cost neutrality is unavailable. On precedent, note that </w:t>
+      </w:r>
+      <w:r>
+        <w:rPr>
+          <w:b/>
+          <w:i w:val="0"/>
+          <w:strike w:val="0"/>
+        </w:rPr>
+        <w:t>§ 2.2-3204 already has the Commonwealth buy service credit to manufacture retirement eligibility, at 15% of compensation</w:t>
+      </w:r>
+      <w:r>
+        <w:rPr>
+          <w:b w:val="0"/>
+          <w:i w:val="0"/>
+          <w:strike w:val="0"/>
+        </w:rPr>
+        <w:t xml:space="preserve"> — authority for the thing itself, but expect to be asked why veterans pay less.</w:t>
       </w:r>
     </w:p>
     <w:p>
@@ -1218,7 +1371,7 @@
           <w:i w:val="0"/>
           <w:strike w:val="0"/>
         </w:rPr>
-        <w:t>4. PLOP and the bridge are practically either/or.</w:t>
+        <w:t>What a member gives up by retiring earlier</w:t>
       </w:r>
       <w:r>
         <w:rPr>
@@ -1226,15 +1379,15 @@
           <w:i w:val="0"/>
           <w:strike w:val="0"/>
         </w:rPr>
-        <w:t xml:space="preserve"> Keeping PLOP untouched means a member who retires at the accelerated date will usually have no PLOP eligibility, because PLOP requires service performed after the </w:t>
+        <w:t xml:space="preserve"> — not drafting errors but consequences of leaving early, which members must hear before they buy: generally </w:t>
       </w:r>
       <w:r>
         <w:rPr>
-          <w:b w:val="0"/>
-          <w:i/>
+          <w:b/>
+          <w:i w:val="0"/>
           <w:strike w:val="0"/>
         </w:rPr>
-        <w:t>unaffected</w:t>
+        <w:t>no PLOP</w:t>
       </w:r>
       <w:r>
         <w:rPr>
@@ -1242,19 +1395,23 @@
           <w:i w:val="0"/>
           <w:strike w:val="0"/>
         </w:rPr>
-        <w:t xml:space="preserve"> eligibility date. A member who uses the bridge and keeps working keeps the normal PLOP timetable. This is the correct trade given the stated policy, and it should be explained to members up front rather than discovered at retirement counseling.</w:t>
+        <w:t xml:space="preserve"> at the accelerated date (§ 51.1-165.01 B); death-in-service coverage ends at retirement, so survivors fall under § 51.1-163 rather than the more generous § 51.1-162 B allowance; retiring with 26–29 actual years </w:t>
       </w:r>
-    </w:p>
-    <w:p>
-      <w:pPr>
-        <w:jc w:val="center"/>
-      </w:pPr>
       <w:r>
         <w:rPr>
-          <w:color w:val="909090"/>
-          <w:sz w:val="18"/>
+          <w:b/>
+          <w:i w:val="0"/>
+          <w:strike w:val="0"/>
         </w:rPr>
-        <w:t>* * *</w:t>
+        <w:t>loses the $8,000 group life floor</w:t>
+      </w:r>
+      <w:r>
+        <w:rPr>
+          <w:b w:val="0"/>
+          <w:i w:val="0"/>
+          <w:strike w:val="0"/>
+        </w:rPr>
+        <w:t>, which requires 30, and retiree group life starts its 25%-per-year reduction earlier on a lower salary (§ 51.1-505 B); and fewer years of accrual on a lower average final compensation (§ 51.1-155 A 1).</w:t>
       </w:r>
     </w:p>
     <w:p>
@@ -1270,274 +1427,80 @@
         <w:t>5. Status and next steps</w:t>
       </w:r>
     </w:p>
-    <w:tbl>
-      <w:tblPr>
-        <w:tblStyle w:val="TableGrid"/>
-        <w:tblW w:type="auto" w:w="0"/>
-        <w:tblLook w:firstColumn="1" w:firstRow="1" w:lastColumn="0" w:lastRow="0" w:noHBand="0" w:noVBand="1" w:val="04A0"/>
-      </w:tblPr>
-      <w:tblGrid>
-        <w:gridCol w:w="4320"/>
-        <w:gridCol w:w="4320"/>
-      </w:tblGrid>
-      <w:tr>
-        <w:tc>
-          <w:tcPr>
-            <w:tcW w:type="dxa" w:w="4320"/>
-          </w:tcPr>
-          <w:p>
-            <w:r>
-              <w:rPr>
-                <w:b/>
-                <w:i w:val="0"/>
-                <w:strike w:val="0"/>
-              </w:rPr>
-              <w:t>Component</w:t>
-            </w:r>
-          </w:p>
-        </w:tc>
-        <w:tc>
-          <w:tcPr>
-            <w:tcW w:type="dxa" w:w="4320"/>
-          </w:tcPr>
-          <w:p>
-            <w:r>
-              <w:rPr>
-                <w:b/>
-                <w:i w:val="0"/>
-                <w:strike w:val="0"/>
-              </w:rPr>
-              <w:t>Status</w:t>
-            </w:r>
-          </w:p>
-        </w:tc>
-      </w:tr>
-      <w:tr>
-        <w:tc>
-          <w:tcPr>
-            <w:tcW w:type="dxa" w:w="4320"/>
-          </w:tcPr>
-          <w:p>
-            <w:r>
-              <w:rPr>
-                <w:b w:val="0"/>
-                <w:i w:val="0"/>
-                <w:strike w:val="0"/>
-              </w:rPr>
-              <w:t>Draft bill text with conforming amendments</w:t>
-            </w:r>
-          </w:p>
-        </w:tc>
-        <w:tc>
-          <w:tcPr>
-            <w:tcW w:type="dxa" w:w="4320"/>
-          </w:tcPr>
-          <w:p>
-            <w:r>
-              <w:rPr>
-                <w:b/>
-                <w:i w:val="0"/>
-                <w:strike w:val="0"/>
-              </w:rPr>
-              <w:t>Complete</w:t>
-            </w:r>
-            <w:r>
-              <w:rPr>
-                <w:b w:val="0"/>
-                <w:i w:val="0"/>
-                <w:strike w:val="0"/>
-              </w:rPr>
-              <w:t xml:space="preserve"> — ready for a patron and Division of Legislative Services</w:t>
-            </w:r>
-          </w:p>
-        </w:tc>
-      </w:tr>
-      <w:tr>
-        <w:tc>
-          <w:tcPr>
-            <w:tcW w:type="dxa" w:w="4320"/>
-          </w:tcPr>
-          <w:p>
-            <w:r>
-              <w:rPr>
-                <w:b w:val="0"/>
-                <w:i w:val="0"/>
-                <w:strike w:val="0"/>
-              </w:rPr>
-              <w:t>Legal analysis: defined terms, conflicts, unintended-effects review, open questions</w:t>
-            </w:r>
-          </w:p>
-        </w:tc>
-        <w:tc>
-          <w:tcPr>
-            <w:tcW w:type="dxa" w:w="4320"/>
-          </w:tcPr>
-          <w:p>
-            <w:r>
-              <w:rPr>
-                <w:b/>
-                <w:i w:val="0"/>
-                <w:strike w:val="0"/>
-              </w:rPr>
-              <w:t>Complete</w:t>
-            </w:r>
-          </w:p>
-        </w:tc>
-      </w:tr>
-      <w:tr>
-        <w:tc>
-          <w:tcPr>
-            <w:tcW w:type="dxa" w:w="4320"/>
-          </w:tcPr>
-          <w:p>
-            <w:r>
-              <w:rPr>
-                <w:b w:val="0"/>
-                <w:i w:val="0"/>
-                <w:strike w:val="0"/>
-              </w:rPr>
-              <w:t>Source appendix with pinpoint citations and retrieval dates</w:t>
-            </w:r>
-          </w:p>
-        </w:tc>
-        <w:tc>
-          <w:tcPr>
-            <w:tcW w:type="dxa" w:w="4320"/>
-          </w:tcPr>
-          <w:p>
-            <w:r>
-              <w:rPr>
-                <w:b/>
-                <w:i w:val="0"/>
-                <w:strike w:val="0"/>
-              </w:rPr>
-              <w:t>Complete</w:t>
-            </w:r>
-          </w:p>
-        </w:tc>
-      </w:tr>
-      <w:tr>
-        <w:tc>
-          <w:tcPr>
-            <w:tcW w:type="dxa" w:w="4320"/>
-          </w:tcPr>
-          <w:p>
-            <w:r>
-              <w:rPr>
-                <w:b w:val="0"/>
-                <w:i w:val="0"/>
-                <w:strike w:val="0"/>
-              </w:rPr>
-              <w:t>Actuarial cost and affected-population estimate</w:t>
-            </w:r>
-          </w:p>
-        </w:tc>
-        <w:tc>
-          <w:tcPr>
-            <w:tcW w:type="dxa" w:w="4320"/>
-          </w:tcPr>
-          <w:p>
-            <w:r>
-              <w:rPr>
-                <w:b/>
-                <w:i w:val="0"/>
-                <w:strike w:val="0"/>
-              </w:rPr>
-              <w:t>In progress</w:t>
-            </w:r>
-            <w:r>
-              <w:rPr>
-                <w:b w:val="0"/>
-                <w:i w:val="0"/>
-                <w:strike w:val="0"/>
-              </w:rPr>
-              <w:t xml:space="preserve"> — delegated</w:t>
-            </w:r>
-          </w:p>
-        </w:tc>
-      </w:tr>
-      <w:tr>
-        <w:tc>
-          <w:tcPr>
-            <w:tcW w:type="dxa" w:w="4320"/>
-          </w:tcPr>
-          <w:p>
-            <w:r>
-              <w:rPr>
-                <w:b w:val="0"/>
-                <w:i w:val="0"/>
-                <w:strike w:val="0"/>
-              </w:rPr>
-              <w:t>Independent adversarial legal and policy review</w:t>
-            </w:r>
-          </w:p>
-        </w:tc>
-        <w:tc>
-          <w:tcPr>
-            <w:tcW w:type="dxa" w:w="4320"/>
-          </w:tcPr>
-          <w:p>
-            <w:r>
-              <w:rPr>
-                <w:b/>
-                <w:i w:val="0"/>
-                <w:strike w:val="0"/>
-              </w:rPr>
-              <w:t>In progress</w:t>
-            </w:r>
-            <w:r>
-              <w:rPr>
-                <w:b w:val="0"/>
-                <w:i w:val="0"/>
-                <w:strike w:val="0"/>
-              </w:rPr>
-              <w:t xml:space="preserve"> — delegated</w:t>
-            </w:r>
-          </w:p>
-        </w:tc>
-      </w:tr>
-      <w:tr>
-        <w:tc>
-          <w:tcPr>
-            <w:tcW w:type="dxa" w:w="4320"/>
-          </w:tcPr>
-          <w:p>
-            <w:r>
-              <w:rPr>
-                <w:b w:val="0"/>
-                <w:i w:val="0"/>
-                <w:strike w:val="0"/>
-              </w:rPr>
-              <w:t>JLCVSO decisions on the four items in Part 4</w:t>
-            </w:r>
-          </w:p>
-        </w:tc>
-        <w:tc>
-          <w:tcPr>
-            <w:tcW w:type="dxa" w:w="4320"/>
-          </w:tcPr>
-          <w:p>
-            <w:r>
-              <w:rPr>
-                <w:b/>
-                <w:i w:val="0"/>
-                <w:strike w:val="0"/>
-              </w:rPr>
-              <w:t>Pending</w:t>
-            </w:r>
-            <w:r>
-              <w:rPr>
-                <w:b w:val="0"/>
-                <w:i w:val="0"/>
-                <w:strike w:val="0"/>
-              </w:rPr>
-              <w:t xml:space="preserve"> — these change the bill</w:t>
-            </w:r>
-          </w:p>
-        </w:tc>
-      </w:tr>
-    </w:tbl>
-    <w:p/>
+    <w:p>
+      <w:r>
+        <w:rPr>
+          <w:b w:val="0"/>
+          <w:i w:val="0"/>
+          <w:strike w:val="0"/>
+        </w:rPr>
+        <w:t xml:space="preserve">Bill text is at </w:t>
+      </w:r>
+      <w:r>
+        <w:rPr>
+          <w:b/>
+          <w:i w:val="0"/>
+          <w:strike w:val="0"/>
+        </w:rPr>
+        <w:t>version 1.1 and is not ready for a patron.</w:t>
+      </w:r>
+      <w:r>
+        <w:rPr>
+          <w:b w:val="0"/>
+          <w:i w:val="0"/>
+          <w:strike w:val="0"/>
+        </w:rPr>
+        <w:t xml:space="preserve"> The legal analysis, source appendix, adversarial review, precedent scan and cost model are </w:t>
+      </w:r>
+      <w:r>
+        <w:rPr>
+          <w:b/>
+          <w:i w:val="0"/>
+          <w:strike w:val="0"/>
+        </w:rPr>
+        <w:t>complete</w:t>
+      </w:r>
+      <w:r>
+        <w:rPr>
+          <w:b w:val="0"/>
+          <w:i w:val="0"/>
+          <w:strike w:val="0"/>
+        </w:rPr>
+        <w:t xml:space="preserve">. Outstanding: </w:t>
+      </w:r>
+      <w:r>
+        <w:rPr>
+          <w:b/>
+          <w:i w:val="0"/>
+          <w:strike w:val="0"/>
+        </w:rPr>
+        <w:t>the three Part 4 blockers</w:t>
+      </w:r>
+      <w:r>
+        <w:rPr>
+          <w:b w:val="0"/>
+          <w:i w:val="0"/>
+          <w:strike w:val="0"/>
+        </w:rPr>
+        <w:t xml:space="preserve">, which change the bill and are JLCVSO's to decide, and the </w:t>
+      </w:r>
+      <w:r>
+        <w:rPr>
+          <w:b/>
+          <w:i w:val="0"/>
+          <w:strike w:val="0"/>
+        </w:rPr>
+        <w:t>VRS Board statement under § 30-19.1:7</w:t>
+      </w:r>
+      <w:r>
+        <w:rPr>
+          <w:b w:val="0"/>
+          <w:i w:val="0"/>
+          <w:strike w:val="0"/>
+        </w:rPr>
+        <w:t>, not yet requested and not substituted for by the cost model.</w:t>
+      </w:r>
+    </w:p>
     <w:p>
       <w:r>
         <w:rPr>
@@ -1553,7 +1516,7 @@
           <w:i w:val="0"/>
           <w:strike w:val="0"/>
         </w:rPr>
-        <w:t xml:space="preserve"> JLCVSO resolves the four Part 4 items → actuarial estimate and red-team review land → final sign-off on Title 51.1 language → patron identified → DLS drafting request → VRS pre-filing briefing so the § 30-19.1:7 statement is informed rather than adversarial.</w:t>
+        <w:t xml:space="preserve"> resolve the three blockers → re-cost for what those decisions change, the unpriced deferred-member case above all → final sign-off on Title 51.1 language → patron → DLS drafting request → VRS pre-filing briefing, so the § 30-19.1:7 statement is informed rather than adversarial. Two verification items also close first: the enactment clauses of 2026 c. 563, and an LIS search confirming no comparable bill exists.</w:t>
       </w:r>
     </w:p>
     <w:p>
@@ -1563,12 +1526,12 @@
           <w:i/>
           <w:strike w:val="0"/>
         </w:rPr>
-        <w:t>All statutory text in this package was verified against the official Code of Virginia at law.lis.virginia.gov on October 19, 2026, including the 2026 amendments to § 51.1-142.2. No Code section was inferred. "Plan 1," "Plan 2," and "vesting" are VRS administrative labels that do not appear in Title 51.1; the bill operates on the statutory provisions that actually control.</w:t>
+        <w:t>Statutory text verified against the official Code of Virginia at law.lis.virginia.gov on October 19, 2026, including the 2026 amendments to § 51.1-142.2. No Code section was inferred. "Plan 1," "Plan 2" and "vesting" are administrative labels absent from Title 51.1.</w:t>
       </w:r>
     </w:p>
     <w:sectPr>
       <w:pgSz w:w="12240" w:h="15840"/>
-      <w:pgMar w:top="1440" w:right="1800" w:bottom="1440" w:left="1800" w:header="720" w:footer="720" w:gutter="0"/>
+      <w:pgMar w:top="864" w:right="936" w:bottom="864" w:left="936" w:header="720" w:footer="720" w:gutter="0"/>
       <w:cols w:space="720"/>
       <w:docGrid w:linePitch="360"/>
     </w:sectPr>
@@ -1939,9 +1902,12 @@
     <w:name w:val="Normal"/>
     <w:qFormat/>
     <w:rsid w:val="00FC693F"/>
+    <w:pPr>
+      <w:spacing w:line="230" w:lineRule="exact" w:before="0" w:after="60"/>
+    </w:pPr>
     <w:rPr>
       <w:rFonts w:ascii="Calibri" w:hAnsi="Calibri"/>
-      <w:sz w:val="21"/>
+      <w:sz w:val="19"/>
     </w:rPr>
   </w:style>
   <w:style w:type="paragraph" w:styleId="Header">
@@ -1999,15 +1965,15 @@
     <w:pPr>
       <w:keepNext/>
       <w:keepLines/>
-      <w:spacing w:before="480" w:after="0"/>
+      <w:spacing w:before="0" w:after="80" w:line="340" w:lineRule="exact"/>
       <w:outlineLvl w:val="0"/>
     </w:pPr>
     <w:rPr>
-      <w:rFonts w:asciiTheme="majorHAnsi" w:eastAsiaTheme="majorEastAsia" w:hAnsiTheme="majorHAnsi" w:cstheme="majorBidi"/>
+      <w:rFonts w:asciiTheme="majorHAnsi" w:eastAsiaTheme="majorEastAsia" w:hAnsiTheme="majorHAnsi" w:cstheme="majorBidi" w:ascii="Calibri" w:hAnsi="Calibri"/>
       <w:b/>
       <w:bCs/>
-      <w:color w:val="365F91" w:themeColor="accent1" w:themeShade="BF"/>
-      <w:sz w:val="28"/>
+      <w:color w:val="1F1F1F"/>
+      <w:sz w:val="30"/>
       <w:szCs w:val="28"/>
     </w:rPr>
   </w:style>
@@ -2023,15 +1989,15 @@
     <w:pPr>
       <w:keepNext/>
       <w:keepLines/>
-      <w:spacing w:before="200" w:after="0"/>
+      <w:spacing w:before="140" w:after="60" w:line="270" w:lineRule="exact"/>
       <w:outlineLvl w:val="1"/>
     </w:pPr>
     <w:rPr>
-      <w:rFonts w:asciiTheme="majorHAnsi" w:eastAsiaTheme="majorEastAsia" w:hAnsiTheme="majorHAnsi" w:cstheme="majorBidi"/>
+      <w:rFonts w:asciiTheme="majorHAnsi" w:eastAsiaTheme="majorEastAsia" w:hAnsiTheme="majorHAnsi" w:cstheme="majorBidi" w:ascii="Calibri" w:hAnsi="Calibri"/>
       <w:b/>
       <w:bCs/>
-      <w:color w:val="4F81BD" w:themeColor="accent1"/>
-      <w:sz w:val="26"/>
+      <w:color w:val="1F1F1F"/>
+      <w:sz w:val="23"/>
       <w:szCs w:val="26"/>
     </w:rPr>
   </w:style>
@@ -2047,14 +2013,15 @@
     <w:pPr>
       <w:keepNext/>
       <w:keepLines/>
-      <w:spacing w:before="200" w:after="0"/>
+      <w:spacing w:before="120" w:after="40" w:line="240" w:lineRule="exact"/>
       <w:outlineLvl w:val="2"/>
     </w:pPr>
     <w:rPr>
-      <w:rFonts w:asciiTheme="majorHAnsi" w:eastAsiaTheme="majorEastAsia" w:hAnsiTheme="majorHAnsi" w:cstheme="majorBidi"/>
+      <w:rFonts w:asciiTheme="majorHAnsi" w:eastAsiaTheme="majorEastAsia" w:hAnsiTheme="majorHAnsi" w:cstheme="majorBidi" w:ascii="Calibri" w:hAnsi="Calibri"/>
       <w:b/>
       <w:bCs/>
-      <w:color w:val="4F81BD" w:themeColor="accent1"/>
+      <w:color w:val="1F1F1F"/>
+      <w:sz w:val="20"/>
     </w:rPr>
   </w:style>
   <w:style w:type="paragraph" w:styleId="Heading4">
@@ -2070,16 +2037,17 @@
     <w:pPr>
       <w:keepNext/>
       <w:keepLines/>
-      <w:spacing w:before="200" w:after="0"/>
+      <w:spacing w:before="100" w:after="40" w:line="230" w:lineRule="exact"/>
       <w:outlineLvl w:val="3"/>
     </w:pPr>
     <w:rPr>
-      <w:rFonts w:asciiTheme="majorHAnsi" w:eastAsiaTheme="majorEastAsia" w:hAnsiTheme="majorHAnsi" w:cstheme="majorBidi"/>
+      <w:rFonts w:asciiTheme="majorHAnsi" w:eastAsiaTheme="majorEastAsia" w:hAnsiTheme="majorHAnsi" w:cstheme="majorBidi" w:ascii="Calibri" w:hAnsi="Calibri"/>
       <w:b/>
       <w:bCs/>
       <w:i/>
       <w:iCs/>
-      <w:color w:val="4F81BD" w:themeColor="accent1"/>
+      <w:color w:val="1F1F1F"/>
+      <w:sz w:val="19"/>
     </w:rPr>
   </w:style>
   <w:style w:type="paragraph" w:styleId="Heading5">
@@ -2470,8 +2438,12 @@
       <w:numPr>
         <w:numId w:val="1"/>
       </w:numPr>
+      <w:spacing w:line="230" w:lineRule="exact" w:after="40"/>
       <w:contextualSpacing/>
     </w:pPr>
+    <w:rPr>
+      <w:sz w:val="19"/>
+    </w:rPr>
   </w:style>
   <w:style w:type="paragraph" w:styleId="ListBullet2">
     <w:name w:val="List Bullet 2"/>
@@ -2483,8 +2455,12 @@
       <w:numPr>
         <w:numId w:val="2"/>
       </w:numPr>
+      <w:spacing w:line="230" w:lineRule="exact" w:after="40"/>
       <w:contextualSpacing/>
     </w:pPr>
+    <w:rPr>
+      <w:sz w:val="19"/>
+    </w:rPr>
   </w:style>
   <w:style w:type="paragraph" w:styleId="ListBullet3">
     <w:name w:val="List Bullet 3"/>
@@ -2509,8 +2485,12 @@
       <w:numPr>
         <w:numId w:val="5"/>
       </w:numPr>
+      <w:spacing w:line="230" w:lineRule="exact" w:after="40"/>
       <w:contextualSpacing/>
     </w:pPr>
+    <w:rPr>
+      <w:sz w:val="19"/>
+    </w:rPr>
   </w:style>
   <w:style w:type="paragraph" w:styleId="ListNumber2">
     <w:name w:val="List Number 2"/>
@@ -2522,8 +2502,12 @@
       <w:numPr>
         <w:numId w:val="6"/>
       </w:numPr>
+      <w:spacing w:line="230" w:lineRule="exact" w:after="40"/>
       <w:contextualSpacing/>
     </w:pPr>
+    <w:rPr>
+      <w:sz w:val="19"/>
+    </w:rPr>
   </w:style>
   <w:style w:type="paragraph" w:styleId="ListNumber3">
     <w:name w:val="List Number 3"/>

--- a/legislation/military-service-retirement-bridge/04-jlc-two-page-brief.docx
+++ b/legislation/military-service-retirement-bridge/04-jlc-two-page-brief.docx
@@ -43,7 +43,7 @@
           <w:i w:val="0"/>
           <w:strike w:val="0"/>
         </w:rPr>
-        <w:t xml:space="preserve"> | October 19, 2026 | 2027 General Assembly | Bill version 1.1 | Amends § 2.2-3204 and seven Title 51.1 sections; adds new § 51.1-142.4</w:t>
+        <w:t xml:space="preserve"> | October 20, 2026 | 2027 General Assembly | Bill version 1.2 | Amends § 2.2-3204 and seven Title 51.1 sections; adds new § 51.1-142.4</w:t>
       </w:r>
     </w:p>
     <w:p>
@@ -130,7 +130,7 @@
           <w:i w:val="0"/>
           <w:strike w:val="0"/>
         </w:rPr>
-        <w:t xml:space="preserve"> — 12.50% of pay per year in Plan 1, 10.74% in Plan 2. After that the same service costs </w:t>
+        <w:t xml:space="preserve"> — 12.50% of pay per year in Plan 1, 10.74% in Plan 2; after that the same service costs </w:t>
       </w:r>
       <w:r>
         <w:rPr>
@@ -146,17 +146,7 @@
           <w:i w:val="0"/>
           <w:strike w:val="0"/>
         </w:rPr>
-        <w:t>, several times higher.</w:t>
-      </w:r>
-    </w:p>
-    <w:p>
-      <w:r>
-        <w:rPr>
-          <w:b w:val="0"/>
-          <w:i w:val="0"/>
-          <w:strike w:val="0"/>
-        </w:rPr>
-        <w:t xml:space="preserve">So the cheap price goes to the new hire in their twenties, who has neither the money nor a reason to care, and the expensive price to the 52-year-old three years short of an unreduced retirement, who knows exactly what those years are worth. </w:t>
+        <w:t xml:space="preserve">, several times higher. So the cheap price goes to the new hire in their twenties, who has neither the money nor a reason to care, and the expensive price to the 52-year-old three years short of an unreduced retirement, who knows exactly what those years are worth. </w:t>
       </w:r>
       <w:r>
         <w:rPr>
@@ -375,7 +365,23 @@
           <w:i w:val="0"/>
           <w:strike w:val="0"/>
         </w:rPr>
-        <w:t xml:space="preserve"> Must be vested (5 years); no purchase once you already qualify. Capped at the shortfall </w:t>
+        <w:t xml:space="preserve"> Must be vested (5 years); no purchase once you already qualify; </w:t>
+      </w:r>
+      <w:r>
+        <w:rPr>
+          <w:b/>
+          <w:i w:val="0"/>
+          <w:strike w:val="0"/>
+        </w:rPr>
+        <w:t>must still be in service when you retire.</w:t>
+      </w:r>
+      <w:r>
+        <w:rPr>
+          <w:b w:val="0"/>
+          <w:i w:val="0"/>
+          <w:strike w:val="0"/>
+        </w:rPr>
+        <w:t xml:space="preserve"> Capped at the shortfall </w:t>
       </w:r>
       <w:r>
         <w:rPr>
@@ -391,7 +397,7 @@
           <w:i w:val="0"/>
           <w:strike w:val="0"/>
         </w:rPr>
-        <w:t xml:space="preserve"> at the acceleration actually achievable, so no one buys credit that moves their date by nothing. Counts inside the existing four-year military cap, never increases your age on paper, and is not creditable service for any other purpose. The full-value purchase at actuarial cost stays open and convertible later. A written VRS estimate is required before signing, with money back plus interest if the credit proves unusable.</w:t>
+        <w:t xml:space="preserve"> at the acceleration actually achievable, so no one buys credit that moves their date by nothing. Counts inside the existing four-year military cap, never increases your age on paper, and is not creditable service for any other purpose. Full-value purchase at actuarial cost stays open and convertible later. A written VRS estimate is required before signing, with money back plus interest if the credit proves unusable.</w:t>
       </w:r>
     </w:p>
     <w:p>
@@ -504,7 +510,23 @@
           <w:i w:val="0"/>
           <w:strike w:val="0"/>
         </w:rPr>
-        <w:t xml:space="preserve"> (§ 51.1-162), whose survivor allowance turns on it; and </w:t>
+        <w:t xml:space="preserve"> (§ 51.1-162), whose survivor allowance turns on it; </w:t>
+      </w:r>
+      <w:r>
+        <w:rPr>
+          <w:b/>
+          <w:i w:val="0"/>
+          <w:strike w:val="0"/>
+        </w:rPr>
+        <w:t>deferred retirement</w:t>
+      </w:r>
+      <w:r>
+        <w:rPr>
+          <w:b w:val="0"/>
+          <w:i w:val="0"/>
+          <w:strike w:val="0"/>
+        </w:rPr>
+        <w:t xml:space="preserve"> (§ 51.1-153 C), added in version 1.2; and </w:t>
       </w:r>
       <w:r>
         <w:rPr>
@@ -536,7 +558,7 @@
           <w:i w:val="0"/>
           <w:strike w:val="0"/>
         </w:rPr>
-        <w:t xml:space="preserve">), where severance years go to </w:t>
+        <w:t xml:space="preserve">), where severance years convert from </w:t>
       </w:r>
       <w:r>
         <w:rPr>
@@ -552,7 +574,7 @@
           <w:i w:val="0"/>
           <w:strike w:val="0"/>
         </w:rPr>
-        <w:t xml:space="preserve"> unless the employee is "eligible for unreduced retirement" — in which case they go to </w:t>
+        <w:t xml:space="preserve"> into </w:t>
       </w:r>
       <w:r>
         <w:rPr>
@@ -568,7 +590,7 @@
           <w:i w:val="0"/>
           <w:strike w:val="0"/>
         </w:rPr>
-        <w:t xml:space="preserve"> and multiply straight into the pension. Every catch-all in the bill stopped at the Title 51.1 line, so that one was closed separately in version 1.1. </w:t>
+        <w:t xml:space="preserve"> — and so into the pension itself — once an employee is "eligible for unreduced retirement." Because the bill's catch-alls stop at the Title 51.1 line, that one needed closing separately. </w:t>
       </w:r>
       <w:r>
         <w:rPr>
@@ -600,7 +622,7 @@
           <w:i w:val="0"/>
           <w:strike w:val="0"/>
         </w:rPr>
-        <w:t xml:space="preserve"> closed. The bill also amends </w:t>
+        <w:t xml:space="preserve"> closed. </w:t>
       </w:r>
       <w:r>
         <w:rPr>
@@ -608,7 +630,7 @@
           <w:i w:val="0"/>
           <w:strike w:val="0"/>
         </w:rPr>
-        <w:t>accumulated contributions</w:t>
+        <w:t>Accumulated contributions</w:t>
       </w:r>
       <w:r>
         <w:rPr>
@@ -616,7 +638,7 @@
           <w:i w:val="0"/>
           <w:strike w:val="0"/>
         </w:rPr>
-        <w:t xml:space="preserve"> so a member's own payment is refundable rather than stranded.</w:t>
+        <w:t xml:space="preserve"> is also amended, so a member's own payment is refundable.</w:t>
       </w:r>
     </w:p>
     <w:p>
@@ -629,7 +651,7 @@
           <w:i w:val="0"/>
           <w:strike w:val="0"/>
         </w:rPr>
-        <w:t>4. Decisions made, and what is open</w:t>
+        <w:t>4. The decisions JLCVSO has made</w:t>
       </w:r>
     </w:p>
     <w:p>
@@ -695,7 +717,23 @@
           <w:i w:val="0"/>
           <w:strike w:val="0"/>
         </w:rPr>
-        <w:t xml:space="preserve"> retirement-eligible service plus reservists and Guard members protected by 10 U.S.C. § 12736 — the most important expectation to manage; the </w:t>
+        <w:t xml:space="preserve"> retirement-eligible service, plus reservists and Guard members protected by 10 U.S.C. § 12736 — </w:t>
+      </w:r>
+      <w:r>
+        <w:rPr>
+          <w:b/>
+          <w:i w:val="0"/>
+          <w:strike w:val="0"/>
+        </w:rPr>
+        <w:t>the most important expectation to manage with members</w:t>
+      </w:r>
+      <w:r>
+        <w:rPr>
+          <w:b w:val="0"/>
+          <w:i w:val="0"/>
+          <w:strike w:val="0"/>
+        </w:rPr>
+        <w:t xml:space="preserve">; the </w:t>
       </w:r>
       <w:r>
         <w:rPr>
@@ -711,7 +749,7 @@
           <w:i w:val="0"/>
           <w:strike w:val="0"/>
         </w:rPr>
-        <w:t xml:space="preserve">, with the trade-off disclosed (§ 51.1-165.01; F 6); and a </w:t>
+        <w:t xml:space="preserve"> (§ 51.1-165.01; F 6); and a </w:t>
       </w:r>
       <w:r>
         <w:rPr>
@@ -769,7 +807,7 @@
           <w:i w:val="0"/>
           <w:strike w:val="0"/>
         </w:rPr>
-        <w:t>A member who buys bridge years and retires at the accelerated date will generally have no PLOP at all.</w:t>
+        <w:t>A member who buys bridge years and retires at the accelerated date will generally have no PLOP at all</w:t>
       </w:r>
       <w:r>
         <w:rPr>
@@ -777,7 +815,7 @@
           <w:i w:val="0"/>
           <w:strike w:val="0"/>
         </w:rPr>
-        <w:t xml:space="preserve"> One who instead works through to normal retirement date keeps full PLOP under clause B 1(i). That is the deliberate price of leaving PLOP untouched, and VRS must say so in writing before a contract is signed.</w:t>
+        <w:t>; one who works through to normal retirement date keeps full PLOP under clause B 1(i). That is the deliberate price of leaving PLOP untouched, and the bill makes VRS disclose it in writing before purchase.</w:t>
       </w:r>
     </w:p>
     <w:p>
@@ -790,7 +828,7 @@
           <w:i w:val="0"/>
           <w:strike w:val="0"/>
         </w:rPr>
-        <w:t>Still open — three blockers from independent review</w:t>
+        <w:t>The three blockers from independent review — resolved October 20, 2026</w:t>
       </w:r>
     </w:p>
     <w:p>
@@ -800,7 +838,7 @@
           <w:i w:val="0"/>
           <w:strike w:val="0"/>
         </w:rPr>
-        <w:t>1. Buy, resign, defer, collect unreduced at 50 — up to ~15 years of acceleration, not four.</w:t>
+        <w:t>1. Buy, resign, defer, collect unreduced at 50 — closed.</w:t>
       </w:r>
       <w:r>
         <w:rPr>
@@ -808,7 +846,7 @@
           <w:i w:val="0"/>
           <w:strike w:val="0"/>
         </w:rPr>
-        <w:t xml:space="preserve"> § 51.1-153 C lets a member who terminates with five or more years retire under subsection B with no member-in-service requirement, and a deferred member's service is frozen. A member who buys four years at 44 with 26 years, resigns and defers can then take at 50 an unreduced allowance she could otherwise reach only at </w:t>
+        <w:t xml:space="preserve"> § 51.1-153 C lets a member who terminates with five or more years retire under subsection B with no in-service requirement, and a deferred member's service is frozen. Buying four years at 44 with 26 years, then resigning, would have bought an unreduced allowance at 50 reachable otherwise only at </w:t>
       </w:r>
       <w:r>
         <w:rPr>
@@ -824,7 +862,7 @@
           <w:i w:val="0"/>
           <w:strike w:val="0"/>
         </w:rPr>
-        <w:t xml:space="preserve"> — for about $35,000. This is the bill's largest unpriced exposure and the most quotable attack open to an opponent. </w:t>
+        <w:t xml:space="preserve"> — roughly </w:t>
       </w:r>
       <w:r>
         <w:rPr>
@@ -832,7 +870,7 @@
           <w:i w:val="0"/>
           <w:strike w:val="0"/>
         </w:rPr>
-        <w:t>The Council must choose</w:t>
+        <w:t>15 years</w:t>
       </w:r>
       <w:r>
         <w:rPr>
@@ -840,7 +878,23 @@
           <w:i w:val="0"/>
           <w:strike w:val="0"/>
         </w:rPr>
-        <w:t xml:space="preserve"> among requiring service at retirement, forfeiture on termination, and pricing the deferred case deliberately.</w:t>
+        <w:t xml:space="preserve"> of acceleration for $35,000, the bill's largest unpriced exposure. </w:t>
+      </w:r>
+      <w:r>
+        <w:rPr>
+          <w:b/>
+          <w:i w:val="0"/>
+          <w:strike w:val="0"/>
+        </w:rPr>
+        <w:t>Decision: credit counts only if the member is still in service at retirement</w:t>
+      </w:r>
+      <w:r>
+        <w:rPr>
+          <w:b w:val="0"/>
+          <w:i w:val="0"/>
+          <w:strike w:val="0"/>
+        </w:rPr>
+        <w:t xml:space="preserve"> (new E 3, plus an amendment to § 51.1-153 C itself, necessary because that subsection otherwise waives in-service requirements outright). A member who leaves early gets her money back with interest, disclosed in writing before purchase.</w:t>
       </w:r>
     </w:p>
     <w:p>
@@ -850,7 +904,7 @@
           <w:i w:val="0"/>
           <w:strike w:val="0"/>
         </w:rPr>
-        <w:t>2. The health insurance credit and COLA both start up to four years earlier, and no exclusion clause can stop it.</w:t>
+        <w:t>2. The health insurance credit and COLA both start up to four years earlier — accepted, priced, disclosed.</w:t>
       </w:r>
       <w:r>
         <w:rPr>
@@ -874,7 +928,7 @@
           <w:i w:val="0"/>
           <w:strike w:val="0"/>
         </w:rPr>
-        <w:t xml:space="preserve">. The bill bars bridge credit from establishing or increasing the health insurance credit, but neither verb reaches </w:t>
+        <w:t xml:space="preserve">, so no exclusion clause reaches them: the bill bars bridge credit from establishing or increasing the health insurance credit, but neither verb reaches </w:t>
       </w:r>
       <w:r>
         <w:rPr>
@@ -906,7 +960,7 @@
           <w:i w:val="0"/>
           <w:strike w:val="0"/>
         </w:rPr>
-        <w:t xml:space="preserve"> per state retiree with 26 years, on a separately funded trust — and ordinary COLA runs from the earlier retirement and compounds for life. </w:t>
+        <w:t xml:space="preserve"> per state retiree with 26 years — and ordinary COLA runs from the earlier retirement and compounds for life. </w:t>
       </w:r>
       <w:r>
         <w:rPr>
@@ -922,7 +976,39 @@
           <w:i w:val="0"/>
           <w:strike w:val="0"/>
         </w:rPr>
-        <w:t xml:space="preserve"> Closing either means amending Chapter 14 and § 51.1-166; the alternative is to accept and price it.</w:t>
+        <w:t xml:space="preserve"> </w:t>
+      </w:r>
+      <w:r>
+        <w:rPr>
+          <w:b/>
+          <w:i w:val="0"/>
+          <w:strike w:val="0"/>
+        </w:rPr>
+        <w:t>Decision: accept and disclose rather than cure</w:t>
+      </w:r>
+      <w:r>
+        <w:rPr>
+          <w:b w:val="0"/>
+          <w:i w:val="0"/>
+          <w:strike w:val="0"/>
+        </w:rPr>
+        <w:t xml:space="preserve">, since delaying them would give veterans worse ancillary treatment than other early retirees. The bill says so on its face and makes the Board report both by trust. </w:t>
+      </w:r>
+      <w:r>
+        <w:rPr>
+          <w:b/>
+          <w:i w:val="0"/>
+          <w:strike w:val="0"/>
+        </w:rPr>
+        <w:t>Raise these in committee first</w:t>
+      </w:r>
+      <w:r>
+        <w:rPr>
+          <w:b w:val="0"/>
+          <w:i w:val="0"/>
+          <w:strike w:val="0"/>
+        </w:rPr>
+        <w:t xml:space="preserve"> — COLA is the one figure our model does not quantify.</w:t>
       </w:r>
     </w:p>
     <w:p>
@@ -932,7 +1018,7 @@
           <w:i w:val="0"/>
           <w:strike w:val="0"/>
         </w:rPr>
-        <w:t>3. Local firefighters, police and EMS in "resolution" localities are inside the bill permanently — including 2026 hires.</w:t>
+        <w:t>3. Local firefighters, police and EMS in "resolution" localities — narrowed.</w:t>
       </w:r>
       <w:r>
         <w:rPr>
@@ -940,7 +1026,7 @@
           <w:i w:val="0"/>
           <w:strike w:val="0"/>
         </w:rPr>
-        <w:t xml:space="preserve"> Under § 51.1-153 B 4 a locality may irrevocably resolve that its public-safety employees are not post-2010 members; the third sentence of § 51.1-169 A then makes them </w:t>
+        <w:t xml:space="preserve"> Where a locality has adopted an irrevocable resolution under § 51.1-153 B 4, § 51.1-169 A makes its public-safety employees </w:t>
       </w:r>
       <w:r>
         <w:rPr>
@@ -948,7 +1034,7 @@
           <w:i w:val="0"/>
           <w:strike w:val="0"/>
         </w:rPr>
-        <w:t>ineligible for the hybrid plan</w:t>
+        <w:t>hybrid-ineligible</w:t>
       </w:r>
       <w:r>
         <w:rPr>
@@ -956,7 +1042,7 @@
           <w:i w:val="0"/>
           <w:strike w:val="0"/>
         </w:rPr>
-        <w:t xml:space="preserve">, so none of the bill's three exclusions catches them and the pathway left open is its most generous. </w:t>
+        <w:t xml:space="preserve">, so no exclusion in the bill caught them — including 2026 hires — through its most generous pathway. </w:t>
       </w:r>
       <w:r>
         <w:rPr>
@@ -972,7 +1058,55 @@
           <w:i w:val="0"/>
           <w:strike w:val="0"/>
         </w:rPr>
-        <w:t xml:space="preserve"> The population is permanent and growing rather than closing, and the equal-treatment line shifts to "resolution-locality public-safety employees vs. everyone hired since 2014" — unrelated to veteran status and far harder to defend. Exclude them expressly or include them knowingly.</w:t>
+        <w:t xml:space="preserve"> </w:t>
+      </w:r>
+      <w:r>
+        <w:rPr>
+          <w:b/>
+          <w:i w:val="0"/>
+          <w:strike w:val="0"/>
+        </w:rPr>
+        <w:t>Decision: exclude only those first hired into VRS on or after January 1, 2014</w:t>
+      </w:r>
+      <w:r>
+        <w:rPr>
+          <w:b w:val="0"/>
+          <w:i w:val="0"/>
+          <w:strike w:val="0"/>
+        </w:rPr>
+        <w:t xml:space="preserve"> (new B 1(iv)). That removes the </w:t>
+      </w:r>
+      <w:r>
+        <w:rPr>
+          <w:b w:val="0"/>
+          <w:i/>
+          <w:strike w:val="0"/>
+        </w:rPr>
+        <w:t>permanent and growing</w:t>
+      </w:r>
+      <w:r>
+        <w:rPr>
+          <w:b w:val="0"/>
+          <w:i w:val="0"/>
+          <w:strike w:val="0"/>
+        </w:rPr>
+        <w:t xml:space="preserve"> population while keeping the bridge for pre-2014 public-safety veterans, so </w:t>
+      </w:r>
+      <w:r>
+        <w:rPr>
+          <w:b/>
+          <w:i w:val="0"/>
+          <w:strike w:val="0"/>
+        </w:rPr>
+        <w:t>the covered group is now closed and shrinking across the whole bill</w:t>
+      </w:r>
+      <w:r>
+        <w:rPr>
+          <w:b w:val="0"/>
+          <w:i w:val="0"/>
+          <w:strike w:val="0"/>
+        </w:rPr>
+        <w:t xml:space="preserve"> — the most useful single fact for the money committees.</w:t>
       </w:r>
     </w:p>
     <w:p>
@@ -1297,7 +1431,7 @@
           <w:i w:val="0"/>
           <w:strike w:val="0"/>
         </w:rPr>
-        <w:t xml:space="preserve"> Three points help: the subsidy reaches only members leaving anyway, since one who would have worked on </w:t>
+        <w:t xml:space="preserve"> Two points help: the subsidy reaches only members leaving anyway, since one who would have worked on </w:t>
       </w:r>
       <w:r>
         <w:rPr>
@@ -1313,7 +1447,7 @@
           <w:i w:val="0"/>
           <w:strike w:val="0"/>
         </w:rPr>
-        <w:t xml:space="preserve"> in every profile modeled; Plan 1 and Plan 2 are closed, so the benefit </w:t>
+        <w:t xml:space="preserve"> in every profile modeled, and the covered group is closed, so the benefit </w:t>
       </w:r>
       <w:r>
         <w:rPr>
@@ -1329,7 +1463,7 @@
           <w:i w:val="0"/>
           <w:strike w:val="0"/>
         </w:rPr>
-        <w:t xml:space="preserve">; and the Council's partial-purchase rule costs only </w:t>
+        <w:t xml:space="preserve">. One does not: no sensitivity makes this a saving, so cost neutrality is unavailable. Expect the </w:t>
       </w:r>
       <w:r>
         <w:rPr>
@@ -1337,7 +1471,7 @@
           <w:i w:val="0"/>
           <w:strike w:val="0"/>
         </w:rPr>
-        <w:t>0.06 bp</w:t>
+        <w:t>§ 2.2-3204</w:t>
       </w:r>
       <w:r>
         <w:rPr>
@@ -1345,23 +1479,7 @@
           <w:i w:val="0"/>
           <w:strike w:val="0"/>
         </w:rPr>
-        <w:t xml:space="preserve"> more than the stricter alternative. One does not — no sensitivity makes this a saving, so cost neutrality is unavailable. On precedent, note that </w:t>
-      </w:r>
-      <w:r>
-        <w:rPr>
-          <w:b/>
-          <w:i w:val="0"/>
-          <w:strike w:val="0"/>
-        </w:rPr>
-        <w:t>§ 2.2-3204 already has the Commonwealth buy service credit to manufacture retirement eligibility, at 15% of compensation</w:t>
-      </w:r>
-      <w:r>
-        <w:rPr>
-          <w:b w:val="0"/>
-          <w:i w:val="0"/>
-          <w:strike w:val="0"/>
-        </w:rPr>
-        <w:t xml:space="preserve"> — authority for the thing itself, but expect to be asked why veterans pay less.</w:t>
+        <w:t xml:space="preserve"> comparison — the Commonwealth already buys eligibility, at 15% of compensation.</w:t>
       </w:r>
     </w:p>
     <w:p>
@@ -1411,7 +1529,7 @@
           <w:i w:val="0"/>
           <w:strike w:val="0"/>
         </w:rPr>
-        <w:t>, which requires 30, and retiree group life starts its 25%-per-year reduction earlier on a lower salary (§ 51.1-505 B); and fewer years of accrual on a lower average final compensation (§ 51.1-155 A 1).</w:t>
+        <w:t>, which requires 30, and starts the retiree 25%-a-year reduction earlier on a lower salary (§ 51.1-505 B); and fewer years of accrual on a lower AFC (§ 51.1-155 A 1).</w:t>
       </w:r>
     </w:p>
     <w:p>
@@ -1442,7 +1560,7 @@
           <w:i w:val="0"/>
           <w:strike w:val="0"/>
         </w:rPr>
-        <w:t>version 1.1 and is not ready for a patron.</w:t>
+        <w:t>version 1.2. Every policy question is settled</w:t>
       </w:r>
       <w:r>
         <w:rPr>
@@ -1450,7 +1568,7 @@
           <w:i w:val="0"/>
           <w:strike w:val="0"/>
         </w:rPr>
-        <w:t xml:space="preserve"> The legal analysis, source appendix, adversarial review, precedent scan and cost model are </w:t>
+        <w:t xml:space="preserve"> — the four decisions of October 19 and the three blockers of October 20 — and all are drafted. Legal analysis, source appendix, adversarial review, precedent scan and cost model are </w:t>
       </w:r>
       <w:r>
         <w:rPr>
@@ -1466,23 +1584,7 @@
           <w:i w:val="0"/>
           <w:strike w:val="0"/>
         </w:rPr>
-        <w:t xml:space="preserve">. Outstanding: </w:t>
-      </w:r>
-      <w:r>
-        <w:rPr>
-          <w:b/>
-          <w:i w:val="0"/>
-          <w:strike w:val="0"/>
-        </w:rPr>
-        <w:t>the three Part 4 blockers</w:t>
-      </w:r>
-      <w:r>
-        <w:rPr>
-          <w:b w:val="0"/>
-          <w:i w:val="0"/>
-          <w:strike w:val="0"/>
-        </w:rPr>
-        <w:t xml:space="preserve">, which change the bill and are JLCVSO's to decide, and the </w:t>
+        <w:t xml:space="preserve">. What is outstanding is no longer JLCVSO's to decide: the </w:t>
       </w:r>
       <w:r>
         <w:rPr>
@@ -1498,7 +1600,7 @@
           <w:i w:val="0"/>
           <w:strike w:val="0"/>
         </w:rPr>
-        <w:t>, not yet requested and not substituted for by the cost model.</w:t>
+        <w:t>, not yet requested and not substituted for by our model, and the federal tax questions on IRC § 415(n) and 10 U.S.C. § 12736. One caveat: the adversarial review was run by the drafting attorney, so an independent re-read is advisable.</w:t>
       </w:r>
     </w:p>
     <w:p>
@@ -1516,7 +1618,23 @@
           <w:i w:val="0"/>
           <w:strike w:val="0"/>
         </w:rPr>
-        <w:t xml:space="preserve"> resolve the three blockers → re-cost for what those decisions change, the unpriced deferred-member case above all → final sign-off on Title 51.1 language → patron → DLS drafting request → VRS pre-filing briefing, so the § 30-19.1:7 statement is informed rather than adversarial. Two verification items also close first: the enactment clauses of 2026 c. 563, and an LIS search confirming no comparable bill exists.</w:t>
+        <w:t xml:space="preserve"> re-run the cost model against version 1.2 — both October 20 decisions move it </w:t>
+      </w:r>
+      <w:r>
+        <w:rPr>
+          <w:b/>
+          <w:i w:val="0"/>
+          <w:strike w:val="0"/>
+        </w:rPr>
+        <w:t>downward</w:t>
+      </w:r>
+      <w:r>
+        <w:rPr>
+          <w:b w:val="0"/>
+          <w:i w:val="0"/>
+          <w:strike w:val="0"/>
+        </w:rPr>
+        <w:t xml:space="preserve"> → tax questions to counsel → patron → DLS → VRS pre-filing briefing, so the § 30-19.1:7 statement is informed rather than adversarial. Two verifications close first: the enactment clauses of 2026 c. 563, and an LIS search confirming no comparable bill exists.</w:t>
       </w:r>
     </w:p>
     <w:p>
@@ -1526,7 +1644,7 @@
           <w:i/>
           <w:strike w:val="0"/>
         </w:rPr>
-        <w:t>Statutory text verified against the official Code of Virginia at law.lis.virginia.gov on October 19, 2026, including the 2026 amendments to § 51.1-142.2. No Code section was inferred. "Plan 1," "Plan 2" and "vesting" are administrative labels absent from Title 51.1.</w:t>
+        <w:t>Statutory text verified against the official Code of Virginia at law.lis.virginia.gov on October 19–20, 2026, including the 2026 amendments to § 51.1-142.2 and the text of §§ 51.1-153 C, 51.1-169 A. No Code section was inferred. "Plan 1," "Plan 2" and "vesting" are administrative labels absent from Title 51.1.</w:t>
       </w:r>
     </w:p>
     <w:sectPr>

--- a/legislation/military-service-retirement-bridge/04-jlc-two-page-brief.docx
+++ b/legislation/military-service-retirement-bridge/04-jlc-two-page-brief.docx
@@ -35,7 +35,7 @@
           <w:i w:val="0"/>
           <w:strike w:val="0"/>
         </w:rPr>
-        <w:t>VRS2 — Virginia Public Pension Benefits Attorney</w:t>
+        <w:t>Prepared by Policy Development Team using legal, policy, and financial analysis tools, pending review by veterans' legal counsel.</w:t>
       </w:r>
       <w:r>
         <w:rPr>
@@ -783,7 +783,7 @@
           <w:i w:val="0"/>
           <w:strike w:val="0"/>
         </w:rPr>
-        <w:t xml:space="preserve"> PLOP eligibility turns on creditable service performed </w:t>
+        <w:t xml:space="preserve"> PLOP eligibility turns on creditable service </w:t>
       </w:r>
       <w:r>
         <w:rPr>
@@ -815,7 +815,7 @@
           <w:i w:val="0"/>
           <w:strike w:val="0"/>
         </w:rPr>
-        <w:t>; one who works through to normal retirement date keeps full PLOP under clause B 1(i). That is the deliberate price of leaving PLOP untouched, and the bill makes VRS disclose it in writing before purchase.</w:t>
+        <w:t>; one who works through to normal retirement date keeps full PLOP under B 1(i). That is the deliberate price of leaving PLOP untouched; the bill makes VRS disclose it in writing before purchase.</w:t>
       </w:r>
     </w:p>
     <w:p>

--- a/legislation/military-service-retirement-bridge/04-jlc-two-page-brief.docx
+++ b/legislation/military-service-retirement-bridge/04-jlc-two-page-brief.docx
@@ -651,7 +651,7 @@
           <w:i w:val="0"/>
           <w:strike w:val="0"/>
         </w:rPr>
-        <w:t>4. The decisions JLCVSO has made</w:t>
+        <w:t>4. The decisions already resolved</w:t>
       </w:r>
     </w:p>
     <w:p>
@@ -661,7 +661,7 @@
           <w:i w:val="0"/>
           <w:strike w:val="0"/>
         </w:rPr>
-        <w:t>Decided by JLCVSO, October 19, 2026</w:t>
+        <w:t>Resolved October 19, 2026</w:t>
       </w:r>
       <w:r>
         <w:rPr>

--- a/legislation/military-service-retirement-bridge/04-jlc-two-page-brief.docx
+++ b/legislation/military-service-retirement-bridge/04-jlc-two-page-brief.docx
@@ -828,7 +828,7 @@
           <w:i w:val="0"/>
           <w:strike w:val="0"/>
         </w:rPr>
-        <w:t>The three blockers from independent review — resolved October 20, 2026</w:t>
+        <w:t>The three blockers from red-team adversarial review — resolved October 20, 2026</w:t>
       </w:r>
     </w:p>
     <w:p>
@@ -1568,7 +1568,7 @@
           <w:i w:val="0"/>
           <w:strike w:val="0"/>
         </w:rPr>
-        <w:t xml:space="preserve"> — the four decisions of October 19 and the three blockers of October 20 — and all are drafted. Legal analysis, source appendix, adversarial review, precedent scan and cost model are </w:t>
+        <w:t xml:space="preserve"> — the four decisions of October 19 and the three blockers of October 20 — and all are drafted. Legal analysis, source appendix, red-team adversarial review, precedent scan and cost model are </w:t>
       </w:r>
       <w:r>
         <w:rPr>
@@ -1600,7 +1600,7 @@
           <w:i w:val="0"/>
           <w:strike w:val="0"/>
         </w:rPr>
-        <w:t>, not yet requested and not substituted for by our model, and the federal tax questions on IRC § 415(n) and 10 U.S.C. § 12736. One caveat: the adversarial review was run by the drafting attorney, so an independent re-read is advisable.</w:t>
+        <w:t>, not yet requested and not substituted for by our model, and the federal tax questions on IRC § 415(n) and 10 U.S.C. § 12736. One caveat: the red-team adversarial review was run by the drafting team, so an independent re-read is advisable.</w:t>
       </w:r>
     </w:p>
     <w:p>

--- a/legislation/military-service-retirement-bridge/04-jlc-two-page-brief.docx
+++ b/legislation/military-service-retirement-bridge/04-jlc-two-page-brief.docx
@@ -43,30 +43,25 @@
           <w:i w:val="0"/>
           <w:strike w:val="0"/>
         </w:rPr>
-        <w:t xml:space="preserve"> | October 20, 2026 | 2027 General Assembly | Bill version 1.2 | Amends § 2.2-3204 and seven Title 51.1 sections; adds new § 51.1-142.4</w:t>
+        <w:t xml:space="preserve"> | October 20, 2026 | 2027 General Assembly | Package version 1.3 — External-Review Cleanup; operative bill text unchanged at version 1.2 | Amends § 2.2-3204 and seven Title 51.1 sections; adds new § 51.1-142.4</w:t>
       </w:r>
     </w:p>
     <w:p>
-      <w:pPr>
-        <w:pStyle w:val="Heading2"/>
-      </w:pPr>
+      <w:r>
+        <w:rPr>
+          <w:b/>
+          <w:i w:val="0"/>
+          <w:strike w:val="0"/>
+        </w:rPr>
+        <w:t>1. The problem.</w:t>
+      </w:r>
       <w:r>
         <w:rPr>
           <w:b w:val="0"/>
           <w:i w:val="0"/>
           <w:strike w:val="0"/>
         </w:rPr>
-        <w:t>1. The problem</w:t>
-      </w:r>
-    </w:p>
-    <w:p>
-      <w:r>
-        <w:rPr>
-          <w:b w:val="0"/>
-          <w:i w:val="0"/>
-          <w:strike w:val="0"/>
-        </w:rPr>
-        <w:t xml:space="preserve">Virginia already lets public employees buy up to </w:t>
+        <w:t xml:space="preserve"> Virginia already lets public employees buy up to </w:t>
       </w:r>
       <w:r>
         <w:rPr>
@@ -82,7 +77,7 @@
           <w:i w:val="0"/>
           <w:strike w:val="0"/>
         </w:rPr>
-        <w:t xml:space="preserve"> of prior active duty military service. The right is generous on paper and nearly unusable by those who need it most, because of </w:t>
+        <w:t xml:space="preserve"> of prior active duty military service, but the right is nearly unusable by those who need it most because of </w:t>
       </w:r>
       <w:r>
         <w:rPr>
@@ -130,7 +125,7 @@
           <w:i w:val="0"/>
           <w:strike w:val="0"/>
         </w:rPr>
-        <w:t xml:space="preserve"> — 12.50% of pay per year in Plan 1, 10.74% in Plan 2; after that the same service costs </w:t>
+        <w:t xml:space="preserve"> — for ordinary non-hazardous members, 12.50% of pay per year in Plan 1 and 10.74% in Plan 2; after that the same service costs </w:t>
       </w:r>
       <w:r>
         <w:rPr>
@@ -146,7 +141,7 @@
           <w:i w:val="0"/>
           <w:strike w:val="0"/>
         </w:rPr>
-        <w:t xml:space="preserve">, several times higher. So the cheap price goes to the new hire in their twenties, who has neither the money nor a reason to care, and the expensive price to the 52-year-old three years short of an unreduced retirement, who knows exactly what those years are worth. </w:t>
+        <w:t xml:space="preserve">, several times higher. The low-cost window therefore falls where disposable income is typically lowest and retirement eligibility most remote, while the member who can identify the need — the 52-year-old three years short of an unreduced retirement — faces the higher price. </w:t>
       </w:r>
       <w:r>
         <w:rPr>
@@ -158,26 +153,21 @@
       </w:r>
     </w:p>
     <w:p>
-      <w:pPr>
-        <w:pStyle w:val="Heading2"/>
-      </w:pPr>
+      <w:r>
+        <w:rPr>
+          <w:b/>
+          <w:i w:val="0"/>
+          <w:strike w:val="0"/>
+        </w:rPr>
+        <w:t>2. The proposal in one sentence.</w:t>
+      </w:r>
       <w:r>
         <w:rPr>
           <w:b w:val="0"/>
           <w:i w:val="0"/>
           <w:strike w:val="0"/>
         </w:rPr>
-        <w:t>2. The proposal in one sentence</w:t>
-      </w:r>
-    </w:p>
-    <w:p>
-      <w:r>
-        <w:rPr>
-          <w:b w:val="0"/>
-          <w:i w:val="0"/>
-          <w:strike w:val="0"/>
-        </w:rPr>
-        <w:t xml:space="preserve">Create a </w:t>
+        <w:t xml:space="preserve"> Create a </w:t>
       </w:r>
       <w:r>
         <w:rPr>
@@ -209,7 +199,7 @@
           <w:i w:val="0"/>
           <w:strike w:val="0"/>
         </w:rPr>
-        <w:t>, with no increase in the pension amount and no effect on any other VRS benefit.</w:t>
+        <w:t>. It does not increase benefit-calculation service, the pension formula, or any service-credit-based benefit; the ordinary consequences of an earlier retirement date remain applicable.</w:t>
       </w:r>
     </w:p>
     <w:p>
@@ -291,7 +281,7 @@
           <w:i w:val="0"/>
           <w:strike w:val="0"/>
         </w:rPr>
-        <w:t xml:space="preserve"> (unreduced at the </w:t>
+        <w:t xml:space="preserve"> (</w:t>
       </w:r>
       <w:r>
         <w:rPr>
@@ -357,7 +347,7 @@
           <w:i w:val="0"/>
           <w:strike w:val="0"/>
         </w:rPr>
-        <w:t>Guardrails in the bill.</w:t>
+        <w:t>Guardrails.</w:t>
       </w:r>
       <w:r>
         <w:rPr>
@@ -397,30 +387,25 @@
           <w:i w:val="0"/>
           <w:strike w:val="0"/>
         </w:rPr>
-        <w:t xml:space="preserve"> at the acceleration actually achievable, so no one buys credit that moves their date by nothing. Counts inside the existing four-year military cap, never increases your age on paper, and is not creditable service for any other purpose. Full-value purchase at actuarial cost stays open and convertible later. A written VRS estimate is required before signing, with money back plus interest if the credit proves unusable.</w:t>
+        <w:t xml:space="preserve"> at the acceleration actually achievable. Counts inside the existing four-year military cap, never increases your age on paper, and is not creditable service for any other purpose. Full-value purchase at actuarial cost stays open and convertible. A written VRS estimate is required before signing, with money back plus interest if the credit proves unusable.</w:t>
       </w:r>
     </w:p>
     <w:p>
-      <w:pPr>
-        <w:pStyle w:val="Heading2"/>
-      </w:pPr>
+      <w:r>
+        <w:rPr>
+          <w:b/>
+          <w:i w:val="0"/>
+          <w:strike w:val="0"/>
+        </w:rPr>
+        <w:t>3. What stays untouched, and how the bill guarantees it.</w:t>
+      </w:r>
       <w:r>
         <w:rPr>
           <w:b w:val="0"/>
           <w:i w:val="0"/>
           <w:strike w:val="0"/>
         </w:rPr>
-        <w:t>3. What stays untouched, and how the bill guarantees it</w:t>
-      </w:r>
-    </w:p>
-    <w:p>
-      <w:r>
-        <w:rPr>
-          <w:b w:val="0"/>
-          <w:i w:val="0"/>
-          <w:strike w:val="0"/>
-        </w:rPr>
-        <w:t xml:space="preserve">The pension amount is protected by one move: the bill </w:t>
+        <w:t xml:space="preserve"> The pension amount is protected by one move: the bill </w:t>
       </w:r>
       <w:r>
         <w:rPr>
@@ -436,7 +421,7 @@
           <w:i w:val="0"/>
           <w:strike w:val="0"/>
         </w:rPr>
-        <w:t xml:space="preserve"> in § 51.1-124.3. Because every VRS benefit formula and service threshold runs on creditable service, that single amendment automatically protects the benefit formula, average final compensation, the health insurance credit's threshold and amount, group life thresholds, disability allowances and vesting.</w:t>
+        <w:t xml:space="preserve"> in § 51.1-124.3. Because every VRS formula and service threshold runs on creditable service, that one amendment protects the benefit formula, average final compensation, the health insurance credit's threshold and amount, group life thresholds, disability allowances and vesting.</w:t>
       </w:r>
     </w:p>
     <w:p>
@@ -590,7 +575,7 @@
           <w:i w:val="0"/>
           <w:strike w:val="0"/>
         </w:rPr>
-        <w:t xml:space="preserve"> — and so into the pension itself — once an employee is "eligible for unreduced retirement." Because the bill's catch-alls stop at the Title 51.1 line, that one needed closing separately. </w:t>
+        <w:t xml:space="preserve"> — and so into the pension — once an employee is "eligible for unreduced retirement"; the bill's catch-alls stop at the Title 51.1 line, so that needed closing separately. </w:t>
       </w:r>
       <w:r>
         <w:rPr>
@@ -638,20 +623,17 @@
           <w:i w:val="0"/>
           <w:strike w:val="0"/>
         </w:rPr>
-        <w:t xml:space="preserve"> is also amended, so a member's own payment is refundable.</w:t>
+        <w:t xml:space="preserve"> is amended, so a member's own payment is refundable.</w:t>
       </w:r>
     </w:p>
     <w:p>
-      <w:pPr>
-        <w:pStyle w:val="Heading2"/>
-      </w:pPr>
       <w:r>
         <w:rPr>
-          <w:b w:val="0"/>
+          <w:b/>
           <w:i w:val="0"/>
           <w:strike w:val="0"/>
         </w:rPr>
-        <w:t>4. The decisions already resolved</w:t>
+        <w:t>4. The decisions already resolved.</w:t>
       </w:r>
     </w:p>
     <w:p>
@@ -669,7 +651,7 @@
           <w:i w:val="0"/>
           <w:strike w:val="0"/>
         </w:rPr>
-        <w:t xml:space="preserve">, and implemented in the draft: hybrid plan members are </w:t>
+        <w:t xml:space="preserve">, and implemented: hybrid plan members are </w:t>
       </w:r>
       <w:r>
         <w:rPr>
@@ -701,7 +683,7 @@
           <w:i w:val="0"/>
           <w:strike w:val="0"/>
         </w:rPr>
-        <w:t xml:space="preserve"> excepted from the retired-pay bar, which the bill inherits (H 5), so the realistic beneficiaries are veterans who separated </w:t>
+        <w:t xml:space="preserve"> excepted from the retired-pay bar, which the bill inherits (H 5), so realistic beneficiaries separated </w:t>
       </w:r>
       <w:r>
         <w:rPr>
@@ -717,7 +699,7 @@
           <w:i w:val="0"/>
           <w:strike w:val="0"/>
         </w:rPr>
-        <w:t xml:space="preserve"> retirement-eligible service, plus reservists and Guard members protected by 10 U.S.C. § 12736 — </w:t>
+        <w:t xml:space="preserve"> retirement-eligible service — </w:t>
       </w:r>
       <w:r>
         <w:rPr>
@@ -725,7 +707,7 @@
           <w:i w:val="0"/>
           <w:strike w:val="0"/>
         </w:rPr>
-        <w:t>the most important expectation to manage with members</w:t>
+        <w:t>the key expectation to manage with members</w:t>
       </w:r>
       <w:r>
         <w:rPr>
@@ -733,7 +715,71 @@
           <w:i w:val="0"/>
           <w:strike w:val="0"/>
         </w:rPr>
-        <w:t xml:space="preserve">; the </w:t>
+        <w:t xml:space="preserve">. Federal law protects qualifying service associated with </w:t>
+      </w:r>
+      <w:r>
+        <w:rPr>
+          <w:b/>
+          <w:i w:val="0"/>
+          <w:strike w:val="0"/>
+        </w:rPr>
+        <w:t>non-regular Reserve-component retired pay</w:t>
+      </w:r>
+      <w:r>
+        <w:rPr>
+          <w:b w:val="0"/>
+          <w:i w:val="0"/>
+          <w:strike w:val="0"/>
+        </w:rPr>
+        <w:t xml:space="preserve"> under </w:t>
+      </w:r>
+      <w:r>
+        <w:rPr>
+          <w:b/>
+          <w:i w:val="0"/>
+          <w:strike w:val="0"/>
+        </w:rPr>
+        <w:t>10 U.S.C. chapter 1223</w:t>
+      </w:r>
+      <w:r>
+        <w:rPr>
+          <w:b w:val="0"/>
+          <w:i w:val="0"/>
+          <w:strike w:val="0"/>
+        </w:rPr>
+        <w:t xml:space="preserve">; whether </w:t>
+      </w:r>
+      <w:r>
+        <w:rPr>
+          <w:b/>
+          <w:i w:val="0"/>
+          <w:strike w:val="0"/>
+        </w:rPr>
+        <w:t>§ 12736</w:t>
+      </w:r>
+      <w:r>
+        <w:rPr>
+          <w:b w:val="0"/>
+          <w:i w:val="0"/>
+          <w:strike w:val="0"/>
+        </w:rPr>
+        <w:t xml:space="preserve"> applies here is </w:t>
+      </w:r>
+      <w:r>
+        <w:rPr>
+          <w:b/>
+          <w:i w:val="0"/>
+          <w:strike w:val="0"/>
+        </w:rPr>
+        <w:t>subject to counsel confirmation</w:t>
+      </w:r>
+      <w:r>
+        <w:rPr>
+          <w:b w:val="0"/>
+          <w:i w:val="0"/>
+          <w:strike w:val="0"/>
+        </w:rPr>
+        <w:t xml:space="preserve">, so assert no broader Reserve or Guard protection. Also settled: the </w:t>
       </w:r>
       <w:r>
         <w:rPr>
@@ -749,7 +795,7 @@
           <w:i w:val="0"/>
           <w:strike w:val="0"/>
         </w:rPr>
-        <w:t xml:space="preserve"> (§ 51.1-165.01; F 6); and a </w:t>
+        <w:t xml:space="preserve"> (§ 51.1-165.01; F 6), and a </w:t>
       </w:r>
       <w:r>
         <w:rPr>
@@ -807,7 +853,7 @@
           <w:i w:val="0"/>
           <w:strike w:val="0"/>
         </w:rPr>
-        <w:t>A member who buys bridge years and retires at the accelerated date will generally have no PLOP at all</w:t>
+        <w:t>A member who retires at the accelerated date will generally have no PLOP at all</w:t>
       </w:r>
       <w:r>
         <w:rPr>
@@ -815,20 +861,17 @@
           <w:i w:val="0"/>
           <w:strike w:val="0"/>
         </w:rPr>
-        <w:t>; one who works through to normal retirement date keeps full PLOP under B 1(i). That is the deliberate price of leaving PLOP untouched; the bill makes VRS disclose it in writing before purchase.</w:t>
+        <w:t>; one who works through to normal retirement date keeps it in full. That is the deliberate price of leaving PLOP untouched; VRS must disclose it in writing before purchase.</w:t>
       </w:r>
     </w:p>
     <w:p>
-      <w:pPr>
-        <w:pStyle w:val="Heading3"/>
-      </w:pPr>
       <w:r>
         <w:rPr>
-          <w:b w:val="0"/>
+          <w:b/>
           <w:i w:val="0"/>
           <w:strike w:val="0"/>
         </w:rPr>
-        <w:t>The three blockers from red-team adversarial review — resolved October 20, 2026</w:t>
+        <w:t>The three blockers from internal adversarial review — resolved October 20, 2026.</w:t>
       </w:r>
     </w:p>
     <w:p>
@@ -846,7 +889,7 @@
           <w:i w:val="0"/>
           <w:strike w:val="0"/>
         </w:rPr>
-        <w:t xml:space="preserve"> § 51.1-153 C lets a member who terminates with five or more years retire under subsection B with no in-service requirement, and a deferred member's service is frozen. Buying four years at 44 with 26 years, then resigning, would have bought an unreduced allowance at 50 reachable otherwise only at </w:t>
+        <w:t xml:space="preserve"> § 51.1-153 C lets a member who terminates with five or more years retire under subsection B with no in-service requirement, and a deferred member's service is frozen. Buying four years at 44 with 26 years, then resigning, would have bought an unreduced allowance at 50 otherwise reachable only at </w:t>
       </w:r>
       <w:r>
         <w:rPr>
@@ -894,7 +937,7 @@
           <w:i w:val="0"/>
           <w:strike w:val="0"/>
         </w:rPr>
-        <w:t xml:space="preserve"> (new E 3, plus an amendment to § 51.1-153 C itself, necessary because that subsection otherwise waives in-service requirements outright). A member who leaves early gets her money back with interest, disclosed in writing before purchase.</w:t>
+        <w:t xml:space="preserve"> (new E 3, plus an amendment to § 51.1-153 C itself, since that subsection otherwise waives in-service requirements outright). A member who leaves early is refunded with interest.</w:t>
       </w:r>
     </w:p>
     <w:p>
@@ -912,7 +955,7 @@
           <w:i w:val="0"/>
           <w:strike w:val="0"/>
         </w:rPr>
-        <w:t xml:space="preserve"> Both key off the </w:t>
+        <w:t xml:space="preserve"> </w:t>
       </w:r>
       <w:r>
         <w:rPr>
@@ -920,7 +963,7 @@
           <w:i w:val="0"/>
           <w:strike w:val="0"/>
         </w:rPr>
-        <w:t>date of retirement</w:t>
+        <w:t>HIC and COLA follow the retirement date, so preventing earlier commencement would require separate statutory changes outside the bridge</w:t>
       </w:r>
       <w:r>
         <w:rPr>
@@ -928,7 +971,7 @@
           <w:i w:val="0"/>
           <w:strike w:val="0"/>
         </w:rPr>
-        <w:t xml:space="preserve">, so no exclusion clause reaches them: the bill bars bridge credit from establishing or increasing the health insurance credit, but neither verb reaches </w:t>
+        <w:t xml:space="preserve"> — to Chapter 14 and to § 51.1-166. The bill bars bridge credit from establishing or increasing the health insurance credit, but neither verb reaches </w:t>
       </w:r>
       <w:r>
         <w:rPr>
@@ -944,7 +987,7 @@
           <w:i w:val="0"/>
           <w:strike w:val="0"/>
         </w:rPr>
-        <w:t xml:space="preserve"> — about </w:t>
+        <w:t xml:space="preserve"> (≈ </w:t>
       </w:r>
       <w:r>
         <w:rPr>
@@ -960,7 +1003,7 @@
           <w:i w:val="0"/>
           <w:strike w:val="0"/>
         </w:rPr>
-        <w:t xml:space="preserve"> per state retiree with 26 years — and ordinary COLA runs from the earlier retirement and compounds for life. </w:t>
+        <w:t xml:space="preserve"> per state retiree with 26 years), and ordinary COLA runs from the earlier retirement and compounds for life. </w:t>
       </w:r>
       <w:r>
         <w:rPr>
@@ -984,7 +1027,7 @@
           <w:i w:val="0"/>
           <w:strike w:val="0"/>
         </w:rPr>
-        <w:t>Decision: accept and disclose rather than cure</w:t>
+        <w:t>The proposal deliberately accepts and discloses the earlier commencement rather than adding separate delay provisions</w:t>
       </w:r>
       <w:r>
         <w:rPr>
@@ -992,7 +1035,7 @@
           <w:i w:val="0"/>
           <w:strike w:val="0"/>
         </w:rPr>
-        <w:t xml:space="preserve">, since delaying them would give veterans worse ancillary treatment than other early retirees. The bill says so on its face and makes the Board report both by trust. </w:t>
+        <w:t xml:space="preserve">, since delay would treat veterans worse than other early retirees. The bill says so on its face and makes the Board report both by trust. </w:t>
       </w:r>
       <w:r>
         <w:rPr>
@@ -1026,7 +1069,7 @@
           <w:i w:val="0"/>
           <w:strike w:val="0"/>
         </w:rPr>
-        <w:t xml:space="preserve"> Where a locality has adopted an irrevocable resolution under § 51.1-153 B 4, § 51.1-169 A makes its public-safety employees </w:t>
+        <w:t xml:space="preserve"> Where a locality adopted an irrevocable resolution under § 51.1-153 B 4, § 51.1-169 A makes its public-safety employees </w:t>
       </w:r>
       <w:r>
         <w:rPr>
@@ -1042,7 +1085,7 @@
           <w:i w:val="0"/>
           <w:strike w:val="0"/>
         </w:rPr>
-        <w:t xml:space="preserve">, so no exclusion in the bill caught them — including 2026 hires — through its most generous pathway. </w:t>
+        <w:t xml:space="preserve">, so no exclusion caught them — including 2026 hires — through the bill's most generous pathway. </w:t>
       </w:r>
       <w:r>
         <w:rPr>
@@ -1066,7 +1109,7 @@
           <w:i w:val="0"/>
           <w:strike w:val="0"/>
         </w:rPr>
-        <w:t>Decision: exclude only those first hired into VRS on or after January 1, 2014</w:t>
+        <w:t>Decision: exclude qualifying B 4 employees who first entered the VRS-administered retirement system on or after the January 1, 2014 Hybrid transition</w:t>
       </w:r>
       <w:r>
         <w:rPr>
@@ -1074,7 +1117,7 @@
           <w:i w:val="0"/>
           <w:strike w:val="0"/>
         </w:rPr>
-        <w:t xml:space="preserve"> (new B 1(iv)). That removes the </w:t>
+        <w:t xml:space="preserve"> (new B 1(iv), tracking the § 51.1-169 A membership test, so a member already in a VRS-administered plan before that date stays potentially eligible even if rehired later). That removes the </w:t>
       </w:r>
       <w:r>
         <w:rPr>
@@ -1098,7 +1141,7 @@
           <w:i w:val="0"/>
           <w:strike w:val="0"/>
         </w:rPr>
-        <w:t>the covered group is now closed and shrinking across the whole bill</w:t>
+        <w:t>the covered group is closed and shrinking</w:t>
       </w:r>
       <w:r>
         <w:rPr>
@@ -1106,30 +1149,25 @@
           <w:i w:val="0"/>
           <w:strike w:val="0"/>
         </w:rPr>
-        <w:t xml:space="preserve"> — the most useful single fact for the money committees.</w:t>
+        <w:t>.</w:t>
       </w:r>
     </w:p>
     <w:p>
-      <w:pPr>
-        <w:pStyle w:val="Heading3"/>
-      </w:pPr>
+      <w:r>
+        <w:rPr>
+          <w:b/>
+          <w:i w:val="0"/>
+          <w:strike w:val="0"/>
+        </w:rPr>
+        <w:t>What it costs.</w:t>
+      </w:r>
       <w:r>
         <w:rPr>
           <w:b w:val="0"/>
           <w:i w:val="0"/>
           <w:strike w:val="0"/>
         </w:rPr>
-        <w:t>What it costs</w:t>
-      </w:r>
-    </w:p>
-    <w:p>
-      <w:r>
-        <w:rPr>
-          <w:b w:val="0"/>
-          <w:i w:val="0"/>
-          <w:strike w:val="0"/>
-        </w:rPr>
-        <w:t xml:space="preserve">Approximate normal cost prices a year of </w:t>
+        <w:t xml:space="preserve"> Approximate normal cost prices a year of </w:t>
       </w:r>
       <w:r>
         <w:rPr>
@@ -1145,7 +1183,7 @@
           <w:i w:val="0"/>
           <w:strike w:val="0"/>
         </w:rPr>
-        <w:t>; the bridge sells removal of the actuarial reduction. The cost model (MOO-259) produces two findings that must always travel together.</w:t>
+        <w:t>; the bridge sells removal of the actuarial reduction. The cost model (MOO-259) produces two findings that must travel together.</w:t>
       </w:r>
     </w:p>
     <w:p>
@@ -1179,7 +1217,7 @@
           <w:i w:val="0"/>
           <w:strike w:val="0"/>
         </w:rPr>
-        <w:t xml:space="preserve">. The maximum-acceleration Plan 1 case pays </w:t>
+        <w:t xml:space="preserve">. In the maximum-acceleration Plan 1 profile the member pays </w:t>
       </w:r>
       <w:r>
         <w:rPr>
@@ -1211,7 +1249,7 @@
           <w:i w:val="0"/>
           <w:strike w:val="0"/>
         </w:rPr>
-        <w:t xml:space="preserve">, a </w:t>
+        <w:t xml:space="preserve">: </w:t>
       </w:r>
       <w:r>
         <w:rPr>
@@ -1219,7 +1257,7 @@
           <w:i w:val="0"/>
           <w:strike w:val="0"/>
         </w:rPr>
-        <w:t>$341,065 subsidy at 11.1% recovery</w:t>
+        <w:t>$341,065</w:t>
       </w:r>
       <w:r>
         <w:rPr>
@@ -1227,7 +1265,55 @@
           <w:i w:val="0"/>
           <w:strike w:val="0"/>
         </w:rPr>
-        <w:t xml:space="preserve">; an actuarially equivalent price would be about </w:t>
+        <w:t xml:space="preserve"> is the </w:t>
+      </w:r>
+      <w:r>
+        <w:rPr>
+          <w:b/>
+          <w:i w:val="0"/>
+          <w:strike w:val="0"/>
+        </w:rPr>
+        <w:t>maximum modeled net value above the member purchase price under the frozen-service/subsidy scenario</w:t>
+      </w:r>
+      <w:r>
+        <w:rPr>
+          <w:b w:val="0"/>
+          <w:i w:val="0"/>
+          <w:strike w:val="0"/>
+        </w:rPr>
+        <w:t xml:space="preserve"> — the single most favorable modeled profile, </w:t>
+      </w:r>
+      <w:r>
+        <w:rPr>
+          <w:b/>
+          <w:i w:val="0"/>
+          <w:strike w:val="0"/>
+        </w:rPr>
+        <w:t>not</w:t>
+      </w:r>
+      <w:r>
+        <w:rPr>
+          <w:b w:val="0"/>
+          <w:i w:val="0"/>
+          <w:strike w:val="0"/>
+        </w:rPr>
+        <w:t xml:space="preserve"> a cost per veteran. A member who would otherwise have worked on to unreduced eligibility </w:t>
+      </w:r>
+      <w:r>
+        <w:rPr>
+          <w:b/>
+          <w:i w:val="0"/>
+          <w:strike w:val="0"/>
+        </w:rPr>
+        <w:t>overpays</w:t>
+      </w:r>
+      <w:r>
+        <w:rPr>
+          <w:b w:val="0"/>
+          <w:i w:val="0"/>
+          <w:strike w:val="0"/>
+        </w:rPr>
+        <w:t xml:space="preserve"> in every modeled work-to-eligibility scenario. An actuarially equivalent price would be ≈ </w:t>
       </w:r>
       <w:r>
         <w:rPr>
@@ -1243,23 +1329,7 @@
           <w:i w:val="0"/>
           <w:strike w:val="0"/>
         </w:rPr>
-        <w:t xml:space="preserve"> of salary per year, not 12.50%. The Plan 1 50/10 reduction is roughly </w:t>
-      </w:r>
-      <w:r>
-        <w:rPr>
-          <w:b/>
-          <w:i w:val="0"/>
-          <w:strike w:val="0"/>
-        </w:rPr>
-        <w:t>60%</w:t>
-      </w:r>
-      <w:r>
-        <w:rPr>
-          <w:b w:val="0"/>
-          <w:i w:val="0"/>
-          <w:strike w:val="0"/>
-        </w:rPr>
-        <w:t>, so the bridge turns a 40-cent benefit into a dollar benefit for life.</w:t>
+        <w:t xml:space="preserve"> of salary per year, against the 12.50% ordinary non-hazardous Plan 1 rate.</w:t>
       </w:r>
     </w:p>
     <w:p>
@@ -1399,6 +1469,22 @@
         </w:rPr>
         <w:t>To the nearest basis point, no plan's rate changes.</w:t>
       </w:r>
+      <w:r>
+        <w:rPr>
+          <w:b w:val="0"/>
+          <w:i w:val="0"/>
+          <w:strike w:val="0"/>
+        </w:rPr>
+        <w:t xml:space="preserve"> That figure is the </w:t>
+      </w:r>
+      <w:r>
+        <w:rPr>
+          <w:b/>
+          <w:i w:val="0"/>
+          <w:strike w:val="0"/>
+        </w:rPr>
+        <w:t>modeled retirement-plan employer contribution impact and excludes the separately funded health insurance credit and COLA effects, including unquantified COLA exposure.</w:t>
+      </w:r>
     </w:p>
     <w:p>
       <w:r>
@@ -1415,7 +1501,7 @@
           <w:i w:val="0"/>
           <w:strike w:val="0"/>
         </w:rPr>
-        <w:t xml:space="preserve"> "No cost" will be contradicted by the Board's § 30-19.1:7 statement; "$341,000 per veteran" without the denominator kills the bill. The frame is </w:t>
+        <w:t xml:space="preserve"> "No cost" will be contradicted by the Board's § 30-19.1:7 statement; a per-member subsidy figure without the denominator kills the bill. The frame is </w:t>
       </w:r>
       <w:r>
         <w:rPr>
@@ -1431,23 +1517,7 @@
           <w:i w:val="0"/>
           <w:strike w:val="0"/>
         </w:rPr>
-        <w:t xml:space="preserve"> Two points help: the subsidy reaches only members leaving anyway, since one who would have worked on </w:t>
-      </w:r>
-      <w:r>
-        <w:rPr>
-          <w:b/>
-          <w:i w:val="0"/>
-          <w:strike w:val="0"/>
-        </w:rPr>
-        <w:t>overpays</w:t>
-      </w:r>
-      <w:r>
-        <w:rPr>
-          <w:b w:val="0"/>
-          <w:i w:val="0"/>
-          <w:strike w:val="0"/>
-        </w:rPr>
-        <w:t xml:space="preserve"> in every profile modeled, and the covered group is closed, so the benefit </w:t>
+        <w:t xml:space="preserve"> The subsidy reaches only members leaving anyway, and the covered group is closed, so the benefit </w:t>
       </w:r>
       <w:r>
         <w:rPr>
@@ -1463,7 +1533,7 @@
           <w:i w:val="0"/>
           <w:strike w:val="0"/>
         </w:rPr>
-        <w:t xml:space="preserve">. One does not: no sensitivity makes this a saving, so cost neutrality is unavailable. Expect the </w:t>
+        <w:t xml:space="preserve">. No sensitivity makes this a saving, so cost neutrality is unavailable. Expect the </w:t>
       </w:r>
       <w:r>
         <w:rPr>
@@ -1497,7 +1567,7 @@
           <w:i w:val="0"/>
           <w:strike w:val="0"/>
         </w:rPr>
-        <w:t xml:space="preserve"> — not drafting errors but consequences of leaving early, which members must hear before they buy: generally </w:t>
+        <w:t xml:space="preserve"> — ordinary consequences of an earlier retirement date, not drafting errors, which members must hear before they buy: generally </w:t>
       </w:r>
       <w:r>
         <w:rPr>
@@ -1513,7 +1583,7 @@
           <w:i w:val="0"/>
           <w:strike w:val="0"/>
         </w:rPr>
-        <w:t xml:space="preserve"> at the accelerated date (§ 51.1-165.01 B); death-in-service coverage ends at retirement, so survivors fall under § 51.1-163 rather than the more generous § 51.1-162 B allowance; retiring with 26–29 actual years </w:t>
+        <w:t xml:space="preserve"> (§ 51.1-165.01 B); death-in-service coverage ends at retirement, so survivors fall under § 51.1-163 rather than § 51.1-162 B; retiring with 26–29 actual years </w:t>
       </w:r>
       <w:r>
         <w:rPr>
@@ -1533,26 +1603,21 @@
       </w:r>
     </w:p>
     <w:p>
-      <w:pPr>
-        <w:pStyle w:val="Heading2"/>
-      </w:pPr>
+      <w:r>
+        <w:rPr>
+          <w:b/>
+          <w:i w:val="0"/>
+          <w:strike w:val="0"/>
+        </w:rPr>
+        <w:t>5. Status and next steps.</w:t>
+      </w:r>
       <w:r>
         <w:rPr>
           <w:b w:val="0"/>
           <w:i w:val="0"/>
           <w:strike w:val="0"/>
         </w:rPr>
-        <w:t>5. Status and next steps</w:t>
-      </w:r>
-    </w:p>
-    <w:p>
-      <w:r>
-        <w:rPr>
-          <w:b w:val="0"/>
-          <w:i w:val="0"/>
-          <w:strike w:val="0"/>
-        </w:rPr>
-        <w:t xml:space="preserve">Bill text is at </w:t>
+        <w:t xml:space="preserve"> Operative bill text is at </w:t>
       </w:r>
       <w:r>
         <w:rPr>
@@ -1560,7 +1625,7 @@
           <w:i w:val="0"/>
           <w:strike w:val="0"/>
         </w:rPr>
-        <w:t>version 1.2. Every policy question is settled</w:t>
+        <w:t>version 1.2</w:t>
       </w:r>
       <w:r>
         <w:rPr>
@@ -1568,7 +1633,39 @@
           <w:i w:val="0"/>
           <w:strike w:val="0"/>
         </w:rPr>
-        <w:t xml:space="preserve"> — the four decisions of October 19 and the three blockers of October 20 — and all are drafted. Legal analysis, source appendix, red-team adversarial review, precedent scan and cost model are </w:t>
+        <w:t xml:space="preserve">; the package is at </w:t>
+      </w:r>
+      <w:r>
+        <w:rPr>
+          <w:b/>
+          <w:i w:val="0"/>
+          <w:strike w:val="0"/>
+        </w:rPr>
+        <w:t>version 1.3 — External-Review Cleanup</w:t>
+      </w:r>
+      <w:r>
+        <w:rPr>
+          <w:b w:val="0"/>
+          <w:i w:val="0"/>
+          <w:strike w:val="0"/>
+        </w:rPr>
+        <w:t xml:space="preserve">. </w:t>
+      </w:r>
+      <w:r>
+        <w:rPr>
+          <w:b/>
+          <w:i w:val="0"/>
+          <w:strike w:val="0"/>
+        </w:rPr>
+        <w:t>All principal policy questions are settled</w:t>
+      </w:r>
+      <w:r>
+        <w:rPr>
+          <w:b w:val="0"/>
+          <w:i w:val="0"/>
+          <w:strike w:val="0"/>
+        </w:rPr>
+        <w:t xml:space="preserve"> — the four decisions of October 19 and the three blockers of October 20 — and all are drafted. Legal analysis, source appendix, internal adversarial review and precedent scan are </w:t>
       </w:r>
       <w:r>
         <w:rPr>
@@ -1584,7 +1681,39 @@
           <w:i w:val="0"/>
           <w:strike w:val="0"/>
         </w:rPr>
-        <w:t xml:space="preserve">. What is outstanding is no longer JLCVSO's to decide: the </w:t>
+        <w:t xml:space="preserve">; the cost model is </w:t>
+      </w:r>
+      <w:r>
+        <w:rPr>
+          <w:b/>
+          <w:i w:val="0"/>
+          <w:strike w:val="0"/>
+        </w:rPr>
+        <w:t>complete for version 1.1, and a version 1.2 refresh is required before external use</w:t>
+      </w:r>
+      <w:r>
+        <w:rPr>
+          <w:b w:val="0"/>
+          <w:i w:val="0"/>
+          <w:strike w:val="0"/>
+        </w:rPr>
+        <w:t xml:space="preserve">. </w:t>
+      </w:r>
+      <w:r>
+        <w:rPr>
+          <w:b/>
+          <w:i w:val="0"/>
+          <w:strike w:val="0"/>
+        </w:rPr>
+        <w:t>One narrow question is unresolved:</w:t>
+      </w:r>
+      <w:r>
+        <w:rPr>
+          <w:b w:val="0"/>
+          <w:i w:val="0"/>
+          <w:strike w:val="0"/>
+        </w:rPr>
+        <w:t xml:space="preserve"> how the in-service-at-retirement requirement applies to approved leave or long-term disability — resolve or expressly defer it before patron use. Also outstanding, and not JLCVSO's to decide: the </w:t>
       </w:r>
       <w:r>
         <w:rPr>
@@ -1600,7 +1729,7 @@
           <w:i w:val="0"/>
           <w:strike w:val="0"/>
         </w:rPr>
-        <w:t>, not yet requested and not substituted for by our model, and the federal tax questions on IRC § 415(n) and 10 U.S.C. § 12736. One caveat: the red-team adversarial review was run by the drafting team, so an independent re-read is advisable.</w:t>
+        <w:t>, not requested and not substituted for by our model, and the federal tax questions on IRC § 415(n) and 10 U.S.C. § 12736. The internal adversarial review was run by the policy-development team, so an independent re-read is advisable.</w:t>
       </w:r>
     </w:p>
     <w:p>
@@ -1634,7 +1763,7 @@
           <w:i w:val="0"/>
           <w:strike w:val="0"/>
         </w:rPr>
-        <w:t xml:space="preserve"> → tax questions to counsel → patron → DLS → VRS pre-filing briefing, so the § 30-19.1:7 statement is informed rather than adversarial. Two verifications close first: the enactment clauses of 2026 c. 563, and an LIS search confirming no comparable bill exists.</w:t>
+        <w:t xml:space="preserve"> → tax questions to counsel → patron → DLS → VRS pre-filing briefing. Two verifications close first: the enactment clauses of 2026 c. 563, and an LIS search confirming no comparable bill exists.</w:t>
       </w:r>
     </w:p>
     <w:p>
@@ -1644,7 +1773,7 @@
           <w:i/>
           <w:strike w:val="0"/>
         </w:rPr>
-        <w:t>Statutory text verified against the official Code of Virginia at law.lis.virginia.gov on October 19–20, 2026, including the 2026 amendments to § 51.1-142.2 and the text of §§ 51.1-153 C, 51.1-169 A. No Code section was inferred. "Plan 1," "Plan 2" and "vesting" are administrative labels absent from Title 51.1.</w:t>
+        <w:t>Statutory text verified against the official Code of Virginia on October 19–20, 2026, including the 2026 amendments to § 51.1-142.2 and §§ 51.1-153 C, 51.1-169 A. No Code section was inferred. "Plan 1," "Plan 2" and "vesting" are administrative labels absent from Title 51.1.</w:t>
       </w:r>
     </w:p>
     <w:sectPr>

--- a/legislation/military-service-retirement-bridge/04-jlc-two-page-brief.docx
+++ b/legislation/military-service-retirement-bridge/04-jlc-two-page-brief.docx
@@ -43,7 +43,23 @@
           <w:i w:val="0"/>
           <w:strike w:val="0"/>
         </w:rPr>
-        <w:t xml:space="preserve"> | October 20, 2026 | 2027 General Assembly | Package version 1.3 — External-Review Cleanup; operative bill text unchanged at version 1.2 | Amends § 2.2-3204 and seven Title 51.1 sections; adds new § 51.1-142.4</w:t>
+        <w:t xml:space="preserve"> | October 20, 2026 | </w:t>
+      </w:r>
+      <w:r>
+        <w:rPr>
+          <w:b/>
+          <w:i w:val="0"/>
+          <w:strike w:val="0"/>
+        </w:rPr>
+        <w:t>2028</w:t>
+      </w:r>
+      <w:r>
+        <w:rPr>
+          <w:b w:val="0"/>
+          <w:i w:val="0"/>
+          <w:strike w:val="0"/>
+        </w:rPr>
+        <w:t xml:space="preserve"> General Assembly | Package version 1.4; operative bill text version 1.3 | Amends § 2.2-3204 and seven Title 51.1 sections; adds § 51.1-142.4</w:t>
       </w:r>
     </w:p>
     <w:p>
@@ -93,7 +109,7 @@
           <w:i w:val="0"/>
           <w:strike w:val="0"/>
         </w:rPr>
-        <w:t xml:space="preserve"> it is priced. Under § 51.1-142.2 a member buying within the </w:t>
+        <w:t xml:space="preserve"> it is priced. A member buying within the </w:t>
       </w:r>
       <w:r>
         <w:rPr>
@@ -109,7 +125,7 @@
           <w:i w:val="0"/>
           <w:strike w:val="0"/>
         </w:rPr>
-        <w:t xml:space="preserve"> of employment pays </w:t>
+        <w:t xml:space="preserve"> pays </w:t>
       </w:r>
       <w:r>
         <w:rPr>
@@ -125,7 +141,7 @@
           <w:i w:val="0"/>
           <w:strike w:val="0"/>
         </w:rPr>
-        <w:t xml:space="preserve"> — for ordinary non-hazardous members, 12.50% of pay per year in Plan 1 and 10.74% in Plan 2; after that the same service costs </w:t>
+        <w:t xml:space="preserve"> — for ordinary non-hazardous members, 12.50% of pay a year in Plan 1, 10.74% in Plan 2; after that the same service costs </w:t>
       </w:r>
       <w:r>
         <w:rPr>
@@ -141,7 +157,7 @@
           <w:i w:val="0"/>
           <w:strike w:val="0"/>
         </w:rPr>
-        <w:t xml:space="preserve">, several times higher. The low-cost window therefore falls where disposable income is typically lowest and retirement eligibility most remote, while the member who can identify the need — the 52-year-old three years short of an unreduced retirement — faces the higher price. </w:t>
+        <w:t xml:space="preserve">, several times higher (§ 51.1-142.2). So the cheap window falls where income is lowest and retirement most remote. </w:t>
       </w:r>
       <w:r>
         <w:rPr>
@@ -363,7 +379,7 @@
           <w:i w:val="0"/>
           <w:strike w:val="0"/>
         </w:rPr>
-        <w:t>must still be in service when you retire.</w:t>
+        <w:t>must retire directly from service.</w:t>
       </w:r>
       <w:r>
         <w:rPr>
@@ -387,7 +403,7 @@
           <w:i w:val="0"/>
           <w:strike w:val="0"/>
         </w:rPr>
-        <w:t xml:space="preserve"> at the acceleration actually achievable. Counts inside the existing four-year military cap, never increases your age on paper, and is not creditable service for any other purpose. Full-value purchase at actuarial cost stays open and convertible. A written VRS estimate is required before signing, with money back plus interest if the credit proves unusable.</w:t>
+        <w:t xml:space="preserve"> the acceleration actually achievable, inside the existing four-year military cap; never increases your age on paper; not creditable service for any other purpose. Full-value purchase at actuarial cost stays open and convertible. A written VRS estimate is required before signing, with money back plus interest if the credit proves unusable.</w:t>
       </w:r>
     </w:p>
     <w:p>
@@ -405,7 +421,7 @@
           <w:i w:val="0"/>
           <w:strike w:val="0"/>
         </w:rPr>
-        <w:t xml:space="preserve"> The pension amount is protected by one move: the bill </w:t>
+        <w:t xml:space="preserve"> The pension amount is protected because bridge credit is </w:t>
       </w:r>
       <w:r>
         <w:rPr>
@@ -413,7 +429,7 @@
           <w:i w:val="0"/>
           <w:strike w:val="0"/>
         </w:rPr>
-        <w:t>expressly excludes bridge credit from the statutory definition of "creditable service"</w:t>
+        <w:t>outside the statutory definition of "creditable service"</w:t>
       </w:r>
       <w:r>
         <w:rPr>
@@ -421,7 +437,7 @@
           <w:i w:val="0"/>
           <w:strike w:val="0"/>
         </w:rPr>
-        <w:t xml:space="preserve"> in § 51.1-124.3. Because every VRS formula and service threshold runs on creditable service, that one amendment protects the benefit formula, average final compensation, the health insurance credit's threshold and amount, group life thresholds, disability allowances and vesting.</w:t>
+        <w:t xml:space="preserve"> (§ 51.1-124.3) — it sits in a new section, and the bill also carves it out expressly. Since every VRS formula and service threshold runs on creditable service, that protects the benefit formula, average final compensation, the health insurance credit's threshold and amount, group life thresholds, disability allowances and vesting.</w:t>
       </w:r>
     </w:p>
     <w:p>
@@ -431,7 +447,7 @@
           <w:i w:val="0"/>
           <w:strike w:val="0"/>
         </w:rPr>
-        <w:t xml:space="preserve">The definition alone was </w:t>
+        <w:t xml:space="preserve">That was </w:t>
       </w:r>
       <w:r>
         <w:rPr>
@@ -511,7 +527,7 @@
           <w:i w:val="0"/>
           <w:strike w:val="0"/>
         </w:rPr>
-        <w:t xml:space="preserve"> (§ 51.1-153 C), added in version 1.2; and </w:t>
+        <w:t xml:space="preserve"> (§ 51.1-153 C); and </w:t>
       </w:r>
       <w:r>
         <w:rPr>
@@ -575,7 +591,7 @@
           <w:i w:val="0"/>
           <w:strike w:val="0"/>
         </w:rPr>
-        <w:t xml:space="preserve"> — and so into the pension — once an employee is "eligible for unreduced retirement"; the bill's catch-alls stop at the Title 51.1 line, so that needed closing separately. </w:t>
+        <w:t xml:space="preserve"> once an employee is "eligible for unreduced retirement" — the bill's catch-alls stop at the Title 51.1 line. </w:t>
       </w:r>
       <w:r>
         <w:rPr>
@@ -591,7 +607,7 @@
           <w:i w:val="0"/>
           <w:strike w:val="0"/>
         </w:rPr>
-        <w:t xml:space="preserve"> (§ 51.1-166) is amended too, but that door was essentially never open and the real exposure is </w:t>
+        <w:t xml:space="preserve"> (§ 51.1-166) is amended too, but the real exposure is </w:t>
       </w:r>
       <w:r>
         <w:rPr>
@@ -623,7 +639,7 @@
           <w:i w:val="0"/>
           <w:strike w:val="0"/>
         </w:rPr>
-        <w:t xml:space="preserve"> is amended, so a member's own payment is refundable.</w:t>
+        <w:t xml:space="preserve"> is amended, so the member's own payment is refundable.</w:t>
       </w:r>
     </w:p>
     <w:p>
@@ -651,7 +667,7 @@
           <w:i w:val="0"/>
           <w:strike w:val="0"/>
         </w:rPr>
-        <w:t xml:space="preserve">, and implemented: hybrid plan members are </w:t>
+        <w:t xml:space="preserve">, and implemented: hybrid members are </w:t>
       </w:r>
       <w:r>
         <w:rPr>
@@ -683,7 +699,7 @@
           <w:i w:val="0"/>
           <w:strike w:val="0"/>
         </w:rPr>
-        <w:t xml:space="preserve"> excepted from the retired-pay bar, which the bill inherits (H 5), so realistic beneficiaries separated </w:t>
+        <w:t xml:space="preserve"> excepted from the retired-pay bar the bill inherits (H 5), so realistic beneficiaries separated </w:t>
       </w:r>
       <w:r>
         <w:rPr>
@@ -707,7 +723,7 @@
           <w:i w:val="0"/>
           <w:strike w:val="0"/>
         </w:rPr>
-        <w:t>the key expectation to manage with members</w:t>
+        <w:t>the key expectation to manage</w:t>
       </w:r>
       <w:r>
         <w:rPr>
@@ -715,7 +731,7 @@
           <w:i w:val="0"/>
           <w:strike w:val="0"/>
         </w:rPr>
-        <w:t xml:space="preserve">. Federal law protects qualifying service associated with </w:t>
+        <w:t xml:space="preserve">. Federal law protects qualifying service tied to </w:t>
       </w:r>
       <w:r>
         <w:rPr>
@@ -739,7 +755,7 @@
           <w:i w:val="0"/>
           <w:strike w:val="0"/>
         </w:rPr>
-        <w:t>10 U.S.C. chapter 1223</w:t>
+        <w:t>10 U.S.C. ch. 1223</w:t>
       </w:r>
       <w:r>
         <w:rPr>
@@ -747,7 +763,7 @@
           <w:i w:val="0"/>
           <w:strike w:val="0"/>
         </w:rPr>
-        <w:t xml:space="preserve">; whether </w:t>
+        <w:t xml:space="preserve">, and </w:t>
       </w:r>
       <w:r>
         <w:rPr>
@@ -755,7 +771,7 @@
           <w:i w:val="0"/>
           <w:strike w:val="0"/>
         </w:rPr>
-        <w:t>§ 12736</w:t>
+        <w:t>§ 12736 does not preempt this bill</w:t>
       </w:r>
       <w:r>
         <w:rPr>
@@ -763,23 +779,7 @@
           <w:i w:val="0"/>
           <w:strike w:val="0"/>
         </w:rPr>
-        <w:t xml:space="preserve"> applies here is </w:t>
-      </w:r>
-      <w:r>
-        <w:rPr>
-          <w:b/>
-          <w:i w:val="0"/>
-          <w:strike w:val="0"/>
-        </w:rPr>
-        <w:t>subject to counsel confirmation</w:t>
-      </w:r>
-      <w:r>
-        <w:rPr>
-          <w:b w:val="0"/>
-          <w:i w:val="0"/>
-          <w:strike w:val="0"/>
-        </w:rPr>
-        <w:t xml:space="preserve">, so assert no broader Reserve or Guard protection. Also settled: the </w:t>
+        <w:t xml:space="preserve">; assert no broader Reserve or Guard protection. Also settled: the </w:t>
       </w:r>
       <w:r>
         <w:rPr>
@@ -795,7 +795,7 @@
           <w:i w:val="0"/>
           <w:strike w:val="0"/>
         </w:rPr>
-        <w:t xml:space="preserve"> (§ 51.1-165.01; F 6), and a </w:t>
+        <w:t xml:space="preserve">, and a </w:t>
       </w:r>
       <w:r>
         <w:rPr>
@@ -861,7 +861,7 @@
           <w:i w:val="0"/>
           <w:strike w:val="0"/>
         </w:rPr>
-        <w:t>; one who works through to normal retirement date keeps it in full. That is the deliberate price of leaving PLOP untouched; VRS must disclose it in writing before purchase.</w:t>
+        <w:t>; one who works through to normal retirement date keeps it in full. That is the deliberate price of leaving PLOP untouched, and VRS must disclose it before purchase.</w:t>
       </w:r>
     </w:p>
     <w:p>
@@ -921,7 +921,7 @@
           <w:i w:val="0"/>
           <w:strike w:val="0"/>
         </w:rPr>
-        <w:t xml:space="preserve"> of acceleration for $35,000, the bill's largest unpriced exposure. </w:t>
+        <w:t xml:space="preserve"> of acceleration for $35,000. </w:t>
       </w:r>
       <w:r>
         <w:rPr>
@@ -929,7 +929,7 @@
           <w:i w:val="0"/>
           <w:strike w:val="0"/>
         </w:rPr>
-        <w:t>Decision: credit counts only if the member is still in service at retirement</w:t>
+        <w:t>Decision: the credit counts only if the member retires directly from service</w:t>
       </w:r>
       <w:r>
         <w:rPr>
@@ -937,7 +937,7 @@
           <w:i w:val="0"/>
           <w:strike w:val="0"/>
         </w:rPr>
-        <w:t xml:space="preserve"> (new E 3, plus an amendment to § 51.1-153 C itself, since that subsection otherwise waives in-service requirements outright). A member who leaves early is refunded with interest.</w:t>
+        <w:t xml:space="preserve"> (new E 3, plus an amendment to § 51.1-153 C, which otherwise waives in-service requirements outright). A member who leaves early is refunded with interest.</w:t>
       </w:r>
     </w:p>
     <w:p>
@@ -963,7 +963,7 @@
           <w:i w:val="0"/>
           <w:strike w:val="0"/>
         </w:rPr>
-        <w:t>HIC and COLA follow the retirement date, so preventing earlier commencement would require separate statutory changes outside the bridge</w:t>
+        <w:t>HIC and COLA follow the retirement date, so preventing earlier commencement would require separate statutory changes outside the bridge.</w:t>
       </w:r>
       <w:r>
         <w:rPr>
@@ -971,7 +971,7 @@
           <w:i w:val="0"/>
           <w:strike w:val="0"/>
         </w:rPr>
-        <w:t xml:space="preserve"> — to Chapter 14 and to § 51.1-166. The bill bars bridge credit from establishing or increasing the health insurance credit, but neither verb reaches </w:t>
+        <w:t xml:space="preserve"> The bill bars bridge credit from establishing or increasing the health insurance credit, but neither verb reaches </w:t>
       </w:r>
       <w:r>
         <w:rPr>
@@ -1003,7 +1003,7 @@
           <w:i w:val="0"/>
           <w:strike w:val="0"/>
         </w:rPr>
-        <w:t xml:space="preserve"> per state retiree with 26 years), and ordinary COLA runs from the earlier retirement and compounds for life. </w:t>
+        <w:t xml:space="preserve"> per state retiree with 26 years), and COLA runs from the earlier retirement and compounds for life. </w:t>
       </w:r>
       <w:r>
         <w:rPr>
@@ -1019,7 +1019,7 @@
           <w:i w:val="0"/>
           <w:strike w:val="0"/>
         </w:rPr>
-        <w:t xml:space="preserve"> </w:t>
+        <w:t xml:space="preserve"> The proposal </w:t>
       </w:r>
       <w:r>
         <w:rPr>
@@ -1027,7 +1027,7 @@
           <w:i w:val="0"/>
           <w:strike w:val="0"/>
         </w:rPr>
-        <w:t>The proposal deliberately accepts and discloses the earlier commencement rather than adding separate delay provisions</w:t>
+        <w:t>deliberately accepts and discloses</w:t>
       </w:r>
       <w:r>
         <w:rPr>
@@ -1035,7 +1035,7 @@
           <w:i w:val="0"/>
           <w:strike w:val="0"/>
         </w:rPr>
-        <w:t xml:space="preserve">, since delay would treat veterans worse than other early retirees. The bill says so on its face and makes the Board report both by trust. </w:t>
+        <w:t xml:space="preserve"> this rather than adding delay provisions, which would treat veterans worse than other early retirees. </w:t>
       </w:r>
       <w:r>
         <w:rPr>
@@ -1043,7 +1043,7 @@
           <w:i w:val="0"/>
           <w:strike w:val="0"/>
         </w:rPr>
-        <w:t>Raise these in committee first</w:t>
+        <w:t>Raise it in committee first</w:t>
       </w:r>
       <w:r>
         <w:rPr>
@@ -1085,7 +1085,7 @@
           <w:i w:val="0"/>
           <w:strike w:val="0"/>
         </w:rPr>
-        <w:t xml:space="preserve">, so no exclusion caught them — including 2026 hires — through the bill's most generous pathway. </w:t>
+        <w:t xml:space="preserve">, so no exclusion caught them — including 2026 hires. </w:t>
       </w:r>
       <w:r>
         <w:rPr>
@@ -1109,7 +1109,7 @@
           <w:i w:val="0"/>
           <w:strike w:val="0"/>
         </w:rPr>
-        <w:t>Decision: exclude qualifying B 4 employees who first entered the VRS-administered retirement system on or after the January 1, 2014 Hybrid transition</w:t>
+        <w:t>Decision: exclude qualifying B 4 employees entering the VRS-administered system on or after the January 1, 2014 Hybrid transition</w:t>
       </w:r>
       <w:r>
         <w:rPr>
@@ -1117,7 +1117,7 @@
           <w:i w:val="0"/>
           <w:strike w:val="0"/>
         </w:rPr>
-        <w:t xml:space="preserve"> (new B 1(iv), tracking the § 51.1-169 A membership test, so a member already in a VRS-administered plan before that date stays potentially eligible even if rehired later). That removes the </w:t>
+        <w:t xml:space="preserve"> (new B 1(iv), tracking the § 51.1-169 A membership test, so a member already in a VRS-administered plan before that date stays eligible even if rehired later). That removes the </w:t>
       </w:r>
       <w:r>
         <w:rPr>
@@ -1133,23 +1133,7 @@
           <w:i w:val="0"/>
           <w:strike w:val="0"/>
         </w:rPr>
-        <w:t xml:space="preserve"> population while keeping the bridge for pre-2014 public-safety veterans, so </w:t>
-      </w:r>
-      <w:r>
-        <w:rPr>
-          <w:b/>
-          <w:i w:val="0"/>
-          <w:strike w:val="0"/>
-        </w:rPr>
-        <w:t>the covered group is closed and shrinking</w:t>
-      </w:r>
-      <w:r>
-        <w:rPr>
-          <w:b w:val="0"/>
-          <w:i w:val="0"/>
-          <w:strike w:val="0"/>
-        </w:rPr>
-        <w:t>.</w:t>
+        <w:t xml:space="preserve"> population while keeping the bridge for pre-2014 public-safety veterans.</w:t>
       </w:r>
     </w:p>
     <w:p>
@@ -1193,7 +1177,7 @@
           <w:i w:val="0"/>
           <w:strike w:val="0"/>
         </w:rPr>
-        <w:t>Per member, the price does not cover the value</w:t>
+        <w:t>Per member the price does not cover the value</w:t>
       </w:r>
       <w:r>
         <w:rPr>
@@ -1273,7 +1257,7 @@
           <w:i w:val="0"/>
           <w:strike w:val="0"/>
         </w:rPr>
-        <w:t>maximum modeled net value above the member purchase price under the frozen-service/subsidy scenario</w:t>
+        <w:t>modeled net value above the member purchase price in the single most favorable published profile</w:t>
       </w:r>
       <w:r>
         <w:rPr>
@@ -1509,7 +1493,7 @@
           <w:i w:val="0"/>
           <w:strike w:val="0"/>
         </w:rPr>
-        <w:t>a deliberate, quantified subsidy for a small and closing population, costing employers less than one basis point.</w:t>
+        <w:t>a deliberate, quantified subsidy for a small and closing population, costing employers less than one basis point</w:t>
       </w:r>
       <w:r>
         <w:rPr>
@@ -1517,7 +1501,7 @@
           <w:i w:val="0"/>
           <w:strike w:val="0"/>
         </w:rPr>
-        <w:t xml:space="preserve"> The subsidy reaches only members leaving anyway, and the covered group is closed, so the benefit </w:t>
+        <w:t xml:space="preserve"> — but say </w:t>
       </w:r>
       <w:r>
         <w:rPr>
@@ -1525,7 +1509,7 @@
           <w:i w:val="0"/>
           <w:strike w:val="0"/>
         </w:rPr>
-        <w:t>extinguishes itself</w:t>
+        <w:t>substantially closing</w:t>
       </w:r>
       <w:r>
         <w:rPr>
@@ -1533,7 +1517,55 @@
           <w:i w:val="0"/>
           <w:strike w:val="0"/>
         </w:rPr>
-        <w:t xml:space="preserve">. No sensitivity makes this a saving, so cost neutrality is unavailable. Expect the </w:t>
+        <w:t xml:space="preserve">, not "closed and shrinking," because § 51.1-169 A leaves an optional-retirement-plan route into the defined benefit plan open in </w:t>
+      </w:r>
+      <w:r>
+        <w:rPr>
+          <w:b/>
+          <w:i w:val="0"/>
+          <w:strike w:val="0"/>
+        </w:rPr>
+        <w:t>every hire year</w:t>
+      </w:r>
+      <w:r>
+        <w:rPr>
+          <w:b w:val="0"/>
+          <w:i w:val="0"/>
+          <w:strike w:val="0"/>
+        </w:rPr>
+        <w:t xml:space="preserve">; clause B 1(v) closes it by drafting, pending VRS confirmation of practice. </w:t>
+      </w:r>
+      <w:r>
+        <w:rPr>
+          <w:b/>
+          <w:i w:val="0"/>
+          <w:strike w:val="0"/>
+        </w:rPr>
+        <w:t>No sensitivity inside the model's documented behavioural range — φ 0.25 to 0.75 — makes this a saving, so cost neutrality is unavailable.</w:t>
+      </w:r>
+      <w:r>
+        <w:rPr>
+          <w:b w:val="0"/>
+          <w:i w:val="0"/>
+          <w:strike w:val="0"/>
+        </w:rPr>
+        <w:t xml:space="preserve"> Say it no more absolutely: above φ ≈ 0.84 the modeled impact turns negative, outside the model's high bound but </w:t>
+      </w:r>
+      <w:r>
+        <w:rPr>
+          <w:b/>
+          <w:i w:val="0"/>
+          <w:strike w:val="0"/>
+        </w:rPr>
+        <w:t>inside our own tool's slider</w:t>
+      </w:r>
+      <w:r>
+        <w:rPr>
+          <w:b w:val="0"/>
+          <w:i w:val="0"/>
+          <w:strike w:val="0"/>
+        </w:rPr>
+        <w:t xml:space="preserve">. Expect the </w:t>
       </w:r>
       <w:r>
         <w:rPr>
@@ -1549,7 +1581,7 @@
           <w:i w:val="0"/>
           <w:strike w:val="0"/>
         </w:rPr>
-        <w:t xml:space="preserve"> comparison — the Commonwealth already buys eligibility, at 15% of compensation.</w:t>
+        <w:t xml:space="preserve"> comparison: the Commonwealth already buys eligibility, at 15% of compensation.</w:t>
       </w:r>
     </w:p>
     <w:p>
@@ -1567,7 +1599,7 @@
           <w:i w:val="0"/>
           <w:strike w:val="0"/>
         </w:rPr>
-        <w:t xml:space="preserve"> — ordinary consequences of an earlier retirement date, not drafting errors, which members must hear before they buy: generally </w:t>
+        <w:t xml:space="preserve"> — ordinary consequences of the earlier date, not drafting errors, which members must hear before they buy: generally </w:t>
       </w:r>
       <w:r>
         <w:rPr>
@@ -1583,7 +1615,7 @@
           <w:i w:val="0"/>
           <w:strike w:val="0"/>
         </w:rPr>
-        <w:t xml:space="preserve"> (§ 51.1-165.01 B); death-in-service coverage ends at retirement, so survivors fall under § 51.1-163 rather than § 51.1-162 B; retiring with 26–29 actual years </w:t>
+        <w:t xml:space="preserve">; death-in-service coverage ends, so survivors fall under § 51.1-163 rather than § 51.1-162 B; retiring with 26–29 actual years </w:t>
       </w:r>
       <w:r>
         <w:rPr>
@@ -1599,7 +1631,7 @@
           <w:i w:val="0"/>
           <w:strike w:val="0"/>
         </w:rPr>
-        <w:t>, which requires 30, and starts the retiree 25%-a-year reduction earlier on a lower salary (§ 51.1-505 B); and fewer years of accrual on a lower AFC (§ 51.1-155 A 1).</w:t>
+        <w:t>, which needs 30, and starts the 25%-a-year reduction earlier (§ 51.1-505 B); and fewer accrual years on a lower AFC.</w:t>
       </w:r>
     </w:p>
     <w:p>
@@ -1609,7 +1641,7 @@
           <w:i w:val="0"/>
           <w:strike w:val="0"/>
         </w:rPr>
-        <w:t>5. Status and next steps.</w:t>
+        <w:t>5. Status.</w:t>
       </w:r>
       <w:r>
         <w:rPr>
@@ -1617,7 +1649,7 @@
           <w:i w:val="0"/>
           <w:strike w:val="0"/>
         </w:rPr>
-        <w:t xml:space="preserve"> Operative bill text is at </w:t>
+        <w:t xml:space="preserve"> </w:t>
       </w:r>
       <w:r>
         <w:rPr>
@@ -1625,7 +1657,7 @@
           <w:i w:val="0"/>
           <w:strike w:val="0"/>
         </w:rPr>
-        <w:t>version 1.2</w:t>
+        <w:t>All principal policy questions are settled</w:t>
       </w:r>
       <w:r>
         <w:rPr>
@@ -1633,7 +1665,7 @@
           <w:i w:val="0"/>
           <w:strike w:val="0"/>
         </w:rPr>
-        <w:t xml:space="preserve">; the package is at </w:t>
+        <w:t xml:space="preserve"> and drafted. </w:t>
       </w:r>
       <w:r>
         <w:rPr>
@@ -1641,7 +1673,243 @@
           <w:i w:val="0"/>
           <w:strike w:val="0"/>
         </w:rPr>
-        <w:t>version 1.3 — External-Review Cleanup</w:t>
+        <w:t>Independent review of the bill text, the fiscal tool and the political case has now been done by reviewers who did not draft them</w:t>
+      </w:r>
+      <w:r>
+        <w:rPr>
+          <w:b w:val="0"/>
+          <w:i w:val="0"/>
+          <w:strike w:val="0"/>
+        </w:rPr>
+        <w:t xml:space="preserve"> — 79 findings, 9 blockers. Version 1.3 fixes the three bill blockers, all in the version 1.2 additions: the in-service test was keyed to a calendar day ordinary VRS practice does not meet; the refund clause would have returned every purchaser's money on the day she retired; and the anti-deferral condition fell to one day of rehire. Legal analysis, appendix and precedent scan </w:t>
+      </w:r>
+      <w:r>
+        <w:rPr>
+          <w:b/>
+          <w:i w:val="0"/>
+          <w:strike w:val="0"/>
+        </w:rPr>
+        <w:t>complete</w:t>
+      </w:r>
+      <w:r>
+        <w:rPr>
+          <w:b w:val="0"/>
+          <w:i w:val="0"/>
+          <w:strike w:val="0"/>
+        </w:rPr>
+        <w:t xml:space="preserve">; cost model </w:t>
+      </w:r>
+      <w:r>
+        <w:rPr>
+          <w:b/>
+          <w:i w:val="0"/>
+          <w:strike w:val="0"/>
+        </w:rPr>
+        <w:t>complete for version 1.1</w:t>
+      </w:r>
+      <w:r>
+        <w:rPr>
+          <w:b w:val="0"/>
+          <w:i w:val="0"/>
+          <w:strike w:val="0"/>
+        </w:rPr>
+        <w:t xml:space="preserve">; </w:t>
+      </w:r>
+      <w:r>
+        <w:rPr>
+          <w:b/>
+          <w:i w:val="0"/>
+          <w:strike w:val="0"/>
+        </w:rPr>
+        <w:t>explorer remediation in progress</w:t>
+      </w:r>
+      <w:r>
+        <w:rPr>
+          <w:b w:val="0"/>
+          <w:i w:val="0"/>
+          <w:strike w:val="0"/>
+        </w:rPr>
+        <w:t>.</w:t>
+      </w:r>
+    </w:p>
+    <w:p>
+      <w:r>
+        <w:rPr>
+          <w:b/>
+          <w:i w:val="0"/>
+          <w:strike w:val="0"/>
+        </w:rPr>
+        <w:t>Still open.</w:t>
+      </w:r>
+      <w:r>
+        <w:rPr>
+          <w:b w:val="0"/>
+          <w:i w:val="0"/>
+          <w:strike w:val="0"/>
+        </w:rPr>
+        <w:t xml:space="preserve"> </w:t>
+      </w:r>
+      <w:r>
+        <w:rPr>
+          <w:b/>
+          <w:i w:val="0"/>
+          <w:strike w:val="0"/>
+        </w:rPr>
+        <w:t>One policy question</w:t>
+      </w:r>
+      <w:r>
+        <w:rPr>
+          <w:b w:val="0"/>
+          <w:i w:val="0"/>
+          <w:strike w:val="0"/>
+        </w:rPr>
+        <w:t xml:space="preserve"> — whether a member on approved leave without pay counts as remaining in service; the bill says yes, and reversing it is one clause. The long-term-disability half is withdrawn, as §§ 51.1-1110 H and 51.1-1117 C appear to answer it. </w:t>
+      </w:r>
+      <w:r>
+        <w:rPr>
+          <w:b/>
+          <w:i w:val="0"/>
+          <w:strike w:val="0"/>
+        </w:rPr>
+        <w:t>Two DLS drafting questions</w:t>
+      </w:r>
+      <w:r>
+        <w:rPr>
+          <w:b w:val="0"/>
+          <w:i w:val="0"/>
+          <w:strike w:val="0"/>
+        </w:rPr>
+        <w:t xml:space="preserve">, plus putting the draft in introducible form (Va. Const. art. IV, § 12). </w:t>
+      </w:r>
+      <w:r>
+        <w:rPr>
+          <w:b/>
+          <w:i w:val="0"/>
+          <w:strike w:val="0"/>
+        </w:rPr>
+        <w:t>Not the Council's to decide:</w:t>
+      </w:r>
+      <w:r>
+        <w:rPr>
+          <w:b w:val="0"/>
+          <w:i w:val="0"/>
+          <w:strike w:val="0"/>
+        </w:rPr>
+        <w:t xml:space="preserve"> the </w:t>
+      </w:r>
+      <w:r>
+        <w:rPr>
+          <w:b/>
+          <w:i w:val="0"/>
+          <w:strike w:val="0"/>
+        </w:rPr>
+        <w:t>§ 30-19.1:7 Board statement</w:t>
+      </w:r>
+      <w:r>
+        <w:rPr>
+          <w:b w:val="0"/>
+          <w:i w:val="0"/>
+          <w:strike w:val="0"/>
+        </w:rPr>
+        <w:t xml:space="preserve">, not requested, and IRC §§ 415(n) and 415(c), where the live exposure is loss of 403(b)/457(b) funding. </w:t>
+      </w:r>
+      <w:r>
+        <w:rPr>
+          <w:b/>
+          <w:i w:val="0"/>
+          <w:strike w:val="0"/>
+        </w:rPr>
+        <w:t>§ 12736 is closed.</w:t>
+      </w:r>
+    </w:p>
+    <w:p>
+      <w:r>
+        <w:rPr>
+          <w:b/>
+          <w:i w:val="0"/>
+          <w:strike w:val="0"/>
+        </w:rPr>
+        <w:t>Sequence, and the target has moved to 2028.</w:t>
+      </w:r>
+      <w:r>
+        <w:rPr>
+          <w:b w:val="0"/>
+          <w:i w:val="0"/>
+          <w:strike w:val="0"/>
+        </w:rPr>
+        <w:t xml:space="preserve"> Re-run the cost model → tax questions to counsel → </w:t>
+      </w:r>
+      <w:r>
+        <w:rPr>
+          <w:b/>
+          <w:i w:val="0"/>
+          <w:strike w:val="0"/>
+        </w:rPr>
+        <w:t>JLC Legislative Committee, April 2027</w:t>
+      </w:r>
+      <w:r>
+        <w:rPr>
+          <w:b w:val="0"/>
+          <w:i w:val="0"/>
+          <w:strike w:val="0"/>
+        </w:rPr>
+        <w:t xml:space="preserve"> → </w:t>
+      </w:r>
+      <w:r>
+        <w:rPr>
+          <w:b/>
+          <w:i w:val="0"/>
+          <w:strike w:val="0"/>
+        </w:rPr>
+        <w:t>full Council vote, June 2027</w:t>
+      </w:r>
+      <w:r>
+        <w:rPr>
+          <w:b w:val="0"/>
+          <w:i w:val="0"/>
+          <w:strike w:val="0"/>
+        </w:rPr>
+        <w:t xml:space="preserve"> → patron → DLS → VRS pre-filing briefing. The Council's 2027 gates fell in April and June 2026, so </w:t>
+      </w:r>
+      <w:r>
+        <w:rPr>
+          <w:b/>
+          <w:i w:val="0"/>
+          <w:strike w:val="0"/>
+        </w:rPr>
+        <w:t>the 2027 package is closed</w:t>
+      </w:r>
+      <w:r>
+        <w:rPr>
+          <w:b w:val="0"/>
+          <w:i w:val="0"/>
+          <w:strike w:val="0"/>
+        </w:rPr>
+        <w:t xml:space="preserve">; a patron may introduce in 2027 independently, but not as a Council item. In April 2025 the Committee took </w:t>
+      </w:r>
+      <w:r>
+        <w:rPr>
+          <w:b/>
+          <w:i w:val="0"/>
+          <w:strike w:val="0"/>
+        </w:rPr>
+        <w:t>seventeen</w:t>
+      </w:r>
+      <w:r>
+        <w:rPr>
+          <w:b w:val="0"/>
+          <w:i w:val="0"/>
+          <w:strike w:val="0"/>
+        </w:rPr>
+        <w:t xml:space="preserve"> initiatives and advanced </w:t>
+      </w:r>
+      <w:r>
+        <w:rPr>
+          <w:b/>
+          <w:i w:val="0"/>
+          <w:strike w:val="0"/>
+        </w:rPr>
+        <w:t>nine</w:t>
       </w:r>
       <w:r>
         <w:rPr>
@@ -1657,7 +1925,7 @@
           <w:i w:val="0"/>
           <w:strike w:val="0"/>
         </w:rPr>
-        <w:t>All principal policy questions are settled</w:t>
+        <w:t>The chokepoint is House Appropriations' Compensation and Retirement Subcommittee</w:t>
       </w:r>
       <w:r>
         <w:rPr>
@@ -1665,7 +1933,7 @@
           <w:i w:val="0"/>
           <w:strike w:val="0"/>
         </w:rPr>
-        <w:t xml:space="preserve"> — the four decisions of October 19 and the three blockers of October 20 — and all are drafted. Legal analysis, source appendix, internal adversarial review and precedent scan are </w:t>
+        <w:t xml:space="preserve">, where the closest analogue died </w:t>
       </w:r>
       <w:r>
         <w:rPr>
@@ -1673,7 +1941,7 @@
           <w:i w:val="0"/>
           <w:strike w:val="0"/>
         </w:rPr>
-        <w:t>complete</w:t>
+        <w:t>8-Y 0-N</w:t>
       </w:r>
       <w:r>
         <w:rPr>
@@ -1681,89 +1949,7 @@
           <w:i w:val="0"/>
           <w:strike w:val="0"/>
         </w:rPr>
-        <w:t xml:space="preserve">; the cost model is </w:t>
-      </w:r>
-      <w:r>
-        <w:rPr>
-          <w:b/>
-          <w:i w:val="0"/>
-          <w:strike w:val="0"/>
-        </w:rPr>
-        <w:t>complete for version 1.1, and a version 1.2 refresh is required before external use</w:t>
-      </w:r>
-      <w:r>
-        <w:rPr>
-          <w:b w:val="0"/>
-          <w:i w:val="0"/>
-          <w:strike w:val="0"/>
-        </w:rPr>
-        <w:t xml:space="preserve">. </w:t>
-      </w:r>
-      <w:r>
-        <w:rPr>
-          <w:b/>
-          <w:i w:val="0"/>
-          <w:strike w:val="0"/>
-        </w:rPr>
-        <w:t>One narrow question is unresolved:</w:t>
-      </w:r>
-      <w:r>
-        <w:rPr>
-          <w:b w:val="0"/>
-          <w:i w:val="0"/>
-          <w:strike w:val="0"/>
-        </w:rPr>
-        <w:t xml:space="preserve"> how the in-service-at-retirement requirement applies to approved leave or long-term disability — resolve or expressly defer it before patron use. Also outstanding, and not JLCVSO's to decide: the </w:t>
-      </w:r>
-      <w:r>
-        <w:rPr>
-          <w:b/>
-          <w:i w:val="0"/>
-          <w:strike w:val="0"/>
-        </w:rPr>
-        <w:t>VRS Board statement under § 30-19.1:7</w:t>
-      </w:r>
-      <w:r>
-        <w:rPr>
-          <w:b w:val="0"/>
-          <w:i w:val="0"/>
-          <w:strike w:val="0"/>
-        </w:rPr>
-        <w:t>, not requested and not substituted for by our model, and the federal tax questions on IRC § 415(n) and 10 U.S.C. § 12736. The internal adversarial review was run by the policy-development team, so an independent re-read is advisable.</w:t>
-      </w:r>
-    </w:p>
-    <w:p>
-      <w:r>
-        <w:rPr>
-          <w:b/>
-          <w:i w:val="0"/>
-          <w:strike w:val="0"/>
-        </w:rPr>
-        <w:t>Recommended sequence:</w:t>
-      </w:r>
-      <w:r>
-        <w:rPr>
-          <w:b w:val="0"/>
-          <w:i w:val="0"/>
-          <w:strike w:val="0"/>
-        </w:rPr>
-        <w:t xml:space="preserve"> re-run the cost model against version 1.2 — both October 20 decisions move it </w:t>
-      </w:r>
-      <w:r>
-        <w:rPr>
-          <w:b/>
-          <w:i w:val="0"/>
-          <w:strike w:val="0"/>
-        </w:rPr>
-        <w:t>downward</w:t>
-      </w:r>
-      <w:r>
-        <w:rPr>
-          <w:b w:val="0"/>
-          <w:i w:val="0"/>
-          <w:strike w:val="0"/>
-        </w:rPr>
-        <w:t xml:space="preserve"> → tax questions to counsel → patron → DLS → VRS pre-filing briefing. Two verifications close first: the enactment clauses of 2026 c. 563, and an LIS search confirming no comparable bill exists.</w:t>
+        <w:t xml:space="preserve"> — find a patron with standing there first.</w:t>
       </w:r>
     </w:p>
     <w:p>
